--- a/Gabriel/.Net Angular/GABRIEL POPA.docx
+++ b/Gabriel/.Net Angular/GABRIEL POPA.docx
@@ -12,22 +12,34 @@
         <w:jc w:val="center"/>
         <w:rPr>
           <w:rStyle w:val="Strong"/>
-          <w:rFonts w:ascii="Arial Black" w:hAnsi="Arial Black"/>
+          <w:rFonts w:ascii="Stencil" w:hAnsi="Stencil" w:cs="Helvetica"/>
           <w:color w:val="4472C4" w:themeColor="accent5"/>
-          <w:sz w:val="72"/>
+          <w:sz w:val="44"/>
           <w:szCs w:val="96"/>
         </w:rPr>
       </w:pPr>
       <w:r>
         <w:rPr>
           <w:rStyle w:val="Strong"/>
-          <w:rFonts w:ascii="Arial Black" w:hAnsi="Arial Black"/>
+          <w:rFonts w:ascii="Stencil" w:hAnsi="Stencil" w:cs="Helvetica"/>
           <w:color w:val="4472C4" w:themeColor="accent5"/>
-          <w:sz w:val="72"/>
+          <w:sz w:val="44"/>
           <w:szCs w:val="96"/>
         </w:rPr>
-        <w:t>GABRIEL POPA</w:t>
-      </w:r>
+        <w:t xml:space="preserve">Gabriel </w:t>
+      </w:r>
+      <w:proofErr w:type="spellStart"/>
+      <w:r>
+        <w:rPr>
+          <w:rStyle w:val="Strong"/>
+          <w:rFonts w:ascii="Stencil" w:hAnsi="Stencil" w:cs="Helvetica"/>
+          <w:color w:val="4472C4" w:themeColor="accent5"/>
+          <w:sz w:val="44"/>
+          <w:szCs w:val="96"/>
+        </w:rPr>
+        <w:t>Popa</w:t>
+      </w:r>
+      <w:proofErr w:type="spellEnd"/>
     </w:p>
     <w:p>
       <w:pPr>
@@ -38,131 +50,79 @@
         <w:spacing w:beforeAutospacing="0" w:afterAutospacing="0"/>
         <w:jc w:val="center"/>
         <w:rPr>
+          <w:rFonts w:ascii="Helvetica" w:hAnsi="Helvetica" w:cs="Helvetica"/>
           <w:b/>
           <w:bCs/>
           <w:color w:val="4472C4" w:themeColor="accent5"/>
-          <w:sz w:val="28"/>
-          <w:szCs w:val="36"/>
-        </w:rPr>
-      </w:pPr>
-      <w:r>
-        <w:rPr>
+          <w:sz w:val="22"/>
+          <w:szCs w:val="22"/>
+        </w:rPr>
+      </w:pPr>
+      <w:r>
+        <w:rPr>
+          <w:rFonts w:ascii="Helvetica" w:hAnsi="Helvetica" w:cs="Helvetica"/>
           <w:b/>
           <w:bCs/>
           <w:color w:val="4472C4" w:themeColor="accent5"/>
-          <w:szCs w:val="36"/>
-        </w:rPr>
-        <w:t>Senior Software Engineer</w:t>
-      </w:r>
-      <w:r>
-        <w:rPr>
+          <w:sz w:val="22"/>
+          <w:szCs w:val="22"/>
+        </w:rPr>
+        <w:t>Senior Software Engineer –</w:t>
+      </w:r>
+      <w:r>
+        <w:rPr>
+          <w:rFonts w:ascii="Helvetica" w:hAnsi="Helvetica" w:cs="Helvetica"/>
           <w:b/>
           <w:bCs/>
           <w:color w:val="4472C4" w:themeColor="accent5"/>
-          <w:szCs w:val="36"/>
+          <w:sz w:val="22"/>
+          <w:szCs w:val="22"/>
         </w:rPr>
         <w:t xml:space="preserve"> </w:t>
       </w:r>
       <w:r>
         <w:rPr>
+          <w:rFonts w:ascii="Helvetica" w:hAnsi="Helvetica" w:cs="Helvetica"/>
           <w:b/>
           <w:bCs/>
           <w:color w:val="4472C4" w:themeColor="accent5"/>
-          <w:szCs w:val="36"/>
-        </w:rPr>
-        <w:t>-</w:t>
-      </w:r>
-      <w:r>
-        <w:rPr>
+          <w:sz w:val="22"/>
+          <w:szCs w:val="22"/>
+        </w:rPr>
+        <w:t>C# (.NET)</w:t>
+      </w:r>
+      <w:r>
+        <w:rPr>
+          <w:rFonts w:ascii="Helvetica" w:hAnsi="Helvetica" w:cs="Helvetica"/>
           <w:b/>
           <w:bCs/>
           <w:color w:val="4472C4" w:themeColor="accent5"/>
-          <w:szCs w:val="36"/>
-        </w:rPr>
-        <w:t xml:space="preserve"> </w:t>
-      </w:r>
-      <w:r>
-        <w:rPr>
+          <w:sz w:val="22"/>
+          <w:szCs w:val="22"/>
+        </w:rPr>
+        <w:t xml:space="preserve"> •</w:t>
+      </w:r>
+      <w:r>
+        <w:rPr>
+          <w:rFonts w:ascii="Helvetica" w:hAnsi="Helvetica" w:cs="Helvetica"/>
           <w:b/>
           <w:bCs/>
           <w:color w:val="4472C4" w:themeColor="accent5"/>
-          <w:szCs w:val="36"/>
-        </w:rPr>
-        <w:t>Angular</w:t>
-      </w:r>
-      <w:r>
-        <w:rPr>
+          <w:sz w:val="22"/>
+          <w:szCs w:val="22"/>
+        </w:rPr>
+        <w:t xml:space="preserve"> Angular </w:t>
+      </w:r>
+      <w:r>
+        <w:rPr>
+          <w:rFonts w:ascii="Helvetica" w:hAnsi="Helvetica" w:cs="Helvetica"/>
           <w:b/>
           <w:bCs/>
           <w:color w:val="4472C4" w:themeColor="accent5"/>
-          <w:szCs w:val="36"/>
-        </w:rPr>
-        <w:t xml:space="preserve"> </w:t>
-      </w:r>
-      <w:r>
-        <w:rPr>
-          <w:b/>
-          <w:bCs/>
-          <w:color w:val="4472C4" w:themeColor="accent5"/>
-          <w:szCs w:val="36"/>
-        </w:rPr>
-        <w:t>•</w:t>
-      </w:r>
-      <w:r>
-        <w:rPr>
-          <w:b/>
-          <w:bCs/>
-          <w:color w:val="4472C4" w:themeColor="accent5"/>
-          <w:szCs w:val="36"/>
-        </w:rPr>
-        <w:t xml:space="preserve"> C# (.NE</w:t>
-      </w:r>
-      <w:bookmarkStart w:id="0" w:name="_GoBack"/>
-      <w:bookmarkEnd w:id="0"/>
-      <w:r>
-        <w:rPr>
-          <w:b/>
-          <w:bCs/>
-          <w:color w:val="4472C4" w:themeColor="accent5"/>
-          <w:szCs w:val="36"/>
-        </w:rPr>
-        <w:t>T</w:t>
-      </w:r>
-      <w:r>
-        <w:rPr>
-          <w:b/>
-          <w:bCs/>
-          <w:color w:val="4472C4" w:themeColor="accent5"/>
-          <w:szCs w:val="36"/>
-        </w:rPr>
-        <w:t>)</w:t>
-      </w:r>
-      <w:r>
-        <w:rPr>
-          <w:b/>
-          <w:bCs/>
-          <w:color w:val="4472C4" w:themeColor="accent5"/>
-          <w:szCs w:val="36"/>
-        </w:rPr>
-        <w:t xml:space="preserve"> </w:t>
-      </w:r>
-      <w:r>
-        <w:rPr>
-          <w:b/>
-          <w:bCs/>
-          <w:color w:val="4472C4" w:themeColor="accent5"/>
-          <w:szCs w:val="36"/>
-        </w:rPr>
-        <w:t>•</w:t>
-      </w:r>
-      <w:r>
-        <w:rPr>
-          <w:b/>
-          <w:bCs/>
-          <w:color w:val="4472C4" w:themeColor="accent5"/>
-          <w:szCs w:val="36"/>
-        </w:rPr>
-        <w:t xml:space="preserve"> Azure</w:t>
+          <w:sz w:val="22"/>
+          <w:szCs w:val="22"/>
+        </w:rPr>
+        <w:t>• AWS</w:t>
       </w:r>
     </w:p>
     <w:p>
@@ -173,22 +133,22 @@
         <w:jc w:val="center"/>
         <w:rPr>
           <w:rStyle w:val="NormalWebChar"/>
-          <w:rFonts w:asciiTheme="majorBidi" w:hAnsiTheme="majorBidi" w:cstheme="majorBidi"/>
+          <w:rFonts w:ascii="Cambria" w:hAnsi="Cambria" w:cstheme="majorBidi"/>
           <w:bCs/>
           <w:color w:val="000000" w:themeColor="text1"/>
-          <w:sz w:val="20"/>
-          <w:szCs w:val="27"/>
+          <w:sz w:val="21"/>
+          <w:szCs w:val="21"/>
         </w:rPr>
       </w:pPr>
       <w:proofErr w:type="spellStart"/>
       <w:r>
         <w:rPr>
           <w:rStyle w:val="NormalWebChar"/>
-          <w:rFonts w:asciiTheme="majorBidi" w:hAnsiTheme="majorBidi" w:cstheme="majorBidi"/>
+          <w:rFonts w:ascii="Cambria" w:hAnsi="Cambria" w:cstheme="majorBidi"/>
           <w:bCs/>
           <w:color w:val="000000" w:themeColor="text1"/>
-          <w:sz w:val="20"/>
-          <w:szCs w:val="28"/>
+          <w:sz w:val="21"/>
+          <w:szCs w:val="21"/>
         </w:rPr>
         <w:t>Cluj</w:t>
       </w:r>
@@ -196,66 +156,68 @@
       <w:r>
         <w:rPr>
           <w:rStyle w:val="NormalWebChar"/>
-          <w:rFonts w:asciiTheme="majorBidi" w:hAnsiTheme="majorBidi" w:cstheme="majorBidi"/>
+          <w:rFonts w:ascii="Cambria" w:hAnsi="Cambria" w:cstheme="majorBidi"/>
           <w:bCs/>
           <w:color w:val="000000" w:themeColor="text1"/>
-          <w:sz w:val="20"/>
-          <w:szCs w:val="28"/>
-        </w:rPr>
-        <w:t>, Romania</w:t>
+          <w:sz w:val="21"/>
+          <w:szCs w:val="21"/>
+        </w:rPr>
+        <w:t xml:space="preserve">, Romania | +40 764309991 | </w:t>
+      </w:r>
+      <w:r>
+        <w:rPr>
+          <w:rFonts w:ascii="Cambria" w:eastAsia="Times New Roman" w:hAnsi="Cambria" w:cstheme="majorBidi"/>
+          <w:bCs/>
+          <w:color w:val="000000" w:themeColor="text1"/>
+          <w:sz w:val="21"/>
+          <w:szCs w:val="21"/>
+          <w:lang w:eastAsia="en-US"/>
+        </w:rPr>
+        <w:t>popagabrial0523@gmail.com</w:t>
+      </w:r>
+      <w:r>
+        <w:rPr>
+          <w:rFonts w:ascii="Cambria" w:eastAsia="Times New Roman" w:hAnsi="Cambria" w:cstheme="majorBidi"/>
+          <w:bCs/>
+          <w:color w:val="000000" w:themeColor="text1"/>
+          <w:sz w:val="21"/>
+          <w:szCs w:val="21"/>
+          <w:lang w:eastAsia="en-US"/>
+        </w:rPr>
+        <w:t xml:space="preserve"> </w:t>
+      </w:r>
+      <w:r>
+        <w:rPr>
+          <w:rFonts w:ascii="Cambria" w:eastAsia="Times New Roman" w:hAnsi="Cambria" w:cstheme="majorBidi"/>
+          <w:bCs/>
+          <w:color w:val="000000" w:themeColor="text1"/>
+          <w:sz w:val="21"/>
+          <w:szCs w:val="21"/>
+          <w:lang w:eastAsia="en-US"/>
+        </w:rPr>
+        <w:t xml:space="preserve">| </w:t>
       </w:r>
       <w:r>
         <w:rPr>
           <w:rStyle w:val="NormalWebChar"/>
-          <w:rFonts w:asciiTheme="majorBidi" w:hAnsiTheme="majorBidi" w:cstheme="majorBidi"/>
+          <w:rFonts w:ascii="Cambria" w:hAnsi="Cambria" w:cstheme="majorBidi"/>
           <w:bCs/>
           <w:color w:val="000000" w:themeColor="text1"/>
-          <w:sz w:val="20"/>
-          <w:szCs w:val="28"/>
-        </w:rPr>
-        <w:t xml:space="preserve"> | </w:t>
+          <w:sz w:val="21"/>
+          <w:szCs w:val="21"/>
+        </w:rPr>
+        <w:t>linkedi</w:t>
       </w:r>
       <w:r>
         <w:rPr>
           <w:rStyle w:val="NormalWebChar"/>
-          <w:rFonts w:asciiTheme="majorBidi" w:hAnsiTheme="majorBidi" w:cstheme="majorBidi"/>
+          <w:rFonts w:ascii="Cambria" w:hAnsi="Cambria" w:cstheme="majorBidi"/>
           <w:bCs/>
           <w:color w:val="000000" w:themeColor="text1"/>
-          <w:sz w:val="20"/>
-          <w:szCs w:val="28"/>
-        </w:rPr>
-        <w:t xml:space="preserve">+40 764309991 | </w:t>
-      </w:r>
-      <w:r>
-        <w:rPr>
-          <w:rFonts w:asciiTheme="majorBidi" w:eastAsia="Times New Roman" w:hAnsiTheme="majorBidi" w:cstheme="majorBidi"/>
-          <w:bCs/>
-          <w:color w:val="000000" w:themeColor="text1"/>
-          <w:szCs w:val="27"/>
-          <w:lang w:eastAsia="en-US"/>
-        </w:rPr>
-        <w:t>popagabriel0523@outlook.com</w:t>
-      </w:r>
-      <w:r>
-        <w:rPr>
-          <w:rFonts w:asciiTheme="majorBidi" w:eastAsia="Times New Roman" w:hAnsiTheme="majorBidi" w:cstheme="majorBidi"/>
-          <w:bCs/>
-          <w:color w:val="000000" w:themeColor="text1"/>
-          <w:szCs w:val="27"/>
-          <w:lang w:eastAsia="en-US"/>
-        </w:rPr>
-        <w:t xml:space="preserve"> | </w:t>
-      </w:r>
-      <w:r>
-        <w:rPr>
-          <w:rStyle w:val="NormalWebChar"/>
-          <w:rFonts w:asciiTheme="majorBidi" w:hAnsiTheme="majorBidi" w:cstheme="majorBidi"/>
-          <w:bCs/>
-          <w:color w:val="000000" w:themeColor="text1"/>
-          <w:sz w:val="20"/>
-          <w:szCs w:val="27"/>
-        </w:rPr>
-        <w:t>https://www.linkedin.com/in/gabriel-popa-89ba643a4/</w:t>
+          <w:sz w:val="21"/>
+          <w:szCs w:val="21"/>
+        </w:rPr>
+        <w:t>n.com/in/gabriel-popa-89ba643a4</w:t>
       </w:r>
     </w:p>
     <w:p>
@@ -267,21 +229,21 @@
         <w:spacing w:before="100" w:after="120" w:afterAutospacing="0"/>
         <w:jc w:val="both"/>
         <w:rPr>
-          <w:rFonts w:ascii="Arial Black" w:hAnsi="Arial Black" w:cstheme="majorBidi" w:hint="default"/>
+          <w:rFonts w:ascii="Georgia" w:hAnsi="Georgia" w:cstheme="majorBidi" w:hint="default"/>
           <w:color w:val="4472C4" w:themeColor="accent5"/>
-          <w:sz w:val="28"/>
-          <w:szCs w:val="32"/>
+          <w:sz w:val="26"/>
+          <w:szCs w:val="26"/>
         </w:rPr>
       </w:pPr>
       <w:r>
         <w:rPr>
           <w:rStyle w:val="Strong"/>
-          <w:rFonts w:ascii="Arial Black" w:hAnsi="Arial Black" w:cstheme="majorBidi" w:hint="default"/>
+          <w:rFonts w:ascii="Georgia" w:hAnsi="Georgia" w:cstheme="majorBidi" w:hint="default"/>
           <w:b/>
           <w:bCs/>
           <w:color w:val="4472C4" w:themeColor="accent5"/>
-          <w:sz w:val="28"/>
-          <w:szCs w:val="32"/>
+          <w:sz w:val="26"/>
+          <w:szCs w:val="26"/>
         </w:rPr>
         <w:t>ABOUT ME</w:t>
       </w:r>
@@ -607,21 +569,21 @@
         <w:spacing w:before="120" w:beforeAutospacing="0" w:after="120" w:afterAutospacing="0"/>
         <w:jc w:val="both"/>
         <w:rPr>
-          <w:rFonts w:ascii="Arial Black" w:hAnsi="Arial Black" w:cstheme="majorBidi" w:hint="default"/>
+          <w:rFonts w:ascii="Georgia" w:hAnsi="Georgia" w:cstheme="majorBidi" w:hint="default"/>
           <w:color w:val="4472C4" w:themeColor="accent5"/>
-          <w:sz w:val="28"/>
-          <w:szCs w:val="32"/>
+          <w:sz w:val="26"/>
+          <w:szCs w:val="26"/>
         </w:rPr>
       </w:pPr>
       <w:r>
         <w:rPr>
           <w:rStyle w:val="Strong"/>
-          <w:rFonts w:ascii="Arial Black" w:hAnsi="Arial Black" w:cstheme="majorBidi" w:hint="default"/>
+          <w:rFonts w:ascii="Georgia" w:hAnsi="Georgia" w:cstheme="majorBidi" w:hint="default"/>
           <w:b/>
           <w:bCs/>
           <w:color w:val="4472C4" w:themeColor="accent5"/>
-          <w:sz w:val="28"/>
-          <w:szCs w:val="32"/>
+          <w:sz w:val="26"/>
+          <w:szCs w:val="26"/>
         </w:rPr>
         <w:t>SKILLS</w:t>
       </w:r>
@@ -633,7 +595,6 @@
           <w:ilvl w:val="0"/>
           <w:numId w:val="3"/>
         </w:numPr>
-        <w:spacing w:before="100" w:beforeAutospacing="1" w:after="100" w:afterAutospacing="1"/>
         <w:jc w:val="both"/>
         <w:rPr>
           <w:rFonts w:ascii="Times New Roman" w:eastAsia="Times New Roman" w:hAnsi="Times New Roman" w:cs="Times New Roman"/>
@@ -763,7 +724,6 @@
           <w:ilvl w:val="0"/>
           <w:numId w:val="3"/>
         </w:numPr>
-        <w:spacing w:before="100" w:beforeAutospacing="1" w:after="100" w:afterAutospacing="1"/>
         <w:jc w:val="both"/>
         <w:rPr>
           <w:rFonts w:ascii="Times New Roman" w:eastAsia="Times New Roman" w:hAnsi="Times New Roman" w:cs="Times New Roman"/>
@@ -920,7 +880,6 @@
           <w:ilvl w:val="0"/>
           <w:numId w:val="3"/>
         </w:numPr>
-        <w:spacing w:before="100" w:beforeAutospacing="1" w:after="100" w:afterAutospacing="1"/>
         <w:jc w:val="both"/>
         <w:rPr>
           <w:rFonts w:ascii="Times New Roman" w:eastAsia="Times New Roman" w:hAnsi="Times New Roman" w:cs="Times New Roman"/>
@@ -1019,7 +978,6 @@
           <w:ilvl w:val="0"/>
           <w:numId w:val="3"/>
         </w:numPr>
-        <w:spacing w:before="100" w:beforeAutospacing="1" w:after="100" w:afterAutospacing="1"/>
         <w:jc w:val="both"/>
         <w:rPr>
           <w:rFonts w:ascii="Times New Roman" w:eastAsia="Times New Roman" w:hAnsi="Times New Roman" w:cs="Times New Roman"/>
@@ -1253,7 +1211,6 @@
           <w:ilvl w:val="0"/>
           <w:numId w:val="3"/>
         </w:numPr>
-        <w:spacing w:before="100" w:beforeAutospacing="1" w:after="100" w:afterAutospacing="1"/>
         <w:jc w:val="both"/>
         <w:rPr>
           <w:rFonts w:ascii="Times New Roman" w:eastAsia="Times New Roman" w:hAnsi="Times New Roman" w:cs="Times New Roman"/>
@@ -1395,24 +1352,24 @@
         <w:pBdr>
           <w:bottom w:val="single" w:sz="8" w:space="1" w:color="4472C4" w:themeColor="accent5"/>
         </w:pBdr>
-        <w:spacing w:before="100" w:after="120" w:afterAutospacing="0"/>
+        <w:spacing w:before="120" w:beforeAutospacing="0" w:after="120" w:afterAutospacing="0"/>
         <w:jc w:val="both"/>
         <w:rPr>
-          <w:rFonts w:ascii="Arial Black" w:hAnsi="Arial Black" w:cstheme="majorBidi" w:hint="default"/>
+          <w:rFonts w:ascii="Georgia" w:hAnsi="Georgia" w:cstheme="majorBidi" w:hint="default"/>
           <w:color w:val="4472C4" w:themeColor="accent5"/>
-          <w:sz w:val="28"/>
-          <w:szCs w:val="32"/>
+          <w:sz w:val="26"/>
+          <w:szCs w:val="26"/>
         </w:rPr>
       </w:pPr>
       <w:r>
         <w:rPr>
           <w:rStyle w:val="Strong"/>
-          <w:rFonts w:ascii="Arial Black" w:hAnsi="Arial Black" w:cstheme="majorBidi" w:hint="default"/>
+          <w:rFonts w:ascii="Georgia" w:hAnsi="Georgia" w:cstheme="majorBidi" w:hint="default"/>
           <w:b/>
           <w:bCs/>
           <w:color w:val="4472C4" w:themeColor="accent5"/>
-          <w:sz w:val="28"/>
-          <w:szCs w:val="32"/>
+          <w:sz w:val="26"/>
+          <w:szCs w:val="26"/>
         </w:rPr>
         <w:t>PROFESSIONAL EXPERIENCE</w:t>
       </w:r>
@@ -1424,14 +1381,14 @@
         <w:jc w:val="both"/>
         <w:rPr>
           <w:rStyle w:val="Strong"/>
-          <w:rFonts w:ascii="Arial Black" w:hAnsi="Arial Black" w:cstheme="majorBidi"/>
+          <w:rFonts w:ascii="Arial" w:hAnsi="Arial" w:cs="Arial"/>
           <w:szCs w:val="28"/>
         </w:rPr>
       </w:pPr>
       <w:r>
         <w:rPr>
           <w:rStyle w:val="Strong"/>
-          <w:rFonts w:ascii="Arial Black" w:hAnsi="Arial Black" w:cstheme="majorBidi"/>
+          <w:rFonts w:ascii="Arial" w:hAnsi="Arial" w:cs="Arial"/>
           <w:szCs w:val="28"/>
         </w:rPr>
         <w:t>Senior Software Engineer</w:t>
@@ -1461,14 +1418,7 @@
           <w:rFonts w:asciiTheme="majorBidi" w:hAnsiTheme="majorBidi" w:cstheme="majorBidi"/>
           <w:szCs w:val="28"/>
         </w:rPr>
-        <w:t xml:space="preserve"> </w:t>
-      </w:r>
-      <w:r>
-        <w:rPr>
-          <w:rFonts w:asciiTheme="majorBidi" w:hAnsiTheme="majorBidi" w:cstheme="majorBidi"/>
-          <w:szCs w:val="28"/>
-        </w:rPr>
-        <w:t xml:space="preserve">| Bucharest, Romania </w:t>
+        <w:t xml:space="preserve">, Remote </w:t>
       </w:r>
       <w:r>
         <w:rPr>
@@ -1505,7 +1455,7 @@
           <w:ilvl w:val="0"/>
           <w:numId w:val="19"/>
         </w:numPr>
-        <w:spacing w:before="100" w:beforeAutospacing="1" w:after="100" w:afterAutospacing="1"/>
+        <w:spacing w:after="120"/>
         <w:jc w:val="both"/>
         <w:rPr>
           <w:rFonts w:ascii="Times New Roman" w:eastAsia="Times New Roman" w:hAnsi="Times New Roman" w:cs="Times New Roman"/>
@@ -1613,7 +1563,7 @@
           <w:ilvl w:val="0"/>
           <w:numId w:val="19"/>
         </w:numPr>
-        <w:spacing w:before="100" w:beforeAutospacing="1" w:after="100" w:afterAutospacing="1"/>
+        <w:spacing w:after="120"/>
         <w:jc w:val="both"/>
         <w:rPr>
           <w:rFonts w:ascii="Times New Roman" w:eastAsia="Times New Roman" w:hAnsi="Times New Roman" w:cs="Times New Roman"/>
@@ -1699,7 +1649,7 @@
           <w:ilvl w:val="0"/>
           <w:numId w:val="19"/>
         </w:numPr>
-        <w:spacing w:before="100" w:beforeAutospacing="1" w:after="100" w:afterAutospacing="1"/>
+        <w:spacing w:after="120"/>
         <w:jc w:val="both"/>
         <w:rPr>
           <w:rFonts w:ascii="Times New Roman" w:eastAsia="Times New Roman" w:hAnsi="Times New Roman" w:cs="Times New Roman"/>
@@ -1745,7 +1695,7 @@
           <w:ilvl w:val="0"/>
           <w:numId w:val="19"/>
         </w:numPr>
-        <w:spacing w:before="100" w:beforeAutospacing="1" w:after="100" w:afterAutospacing="1"/>
+        <w:spacing w:after="120"/>
         <w:jc w:val="both"/>
         <w:rPr>
           <w:rFonts w:ascii="Times New Roman" w:eastAsia="Times New Roman" w:hAnsi="Times New Roman" w:cs="Times New Roman"/>
@@ -1811,7 +1761,7 @@
           <w:ilvl w:val="0"/>
           <w:numId w:val="19"/>
         </w:numPr>
-        <w:spacing w:before="100" w:beforeAutospacing="1" w:after="100" w:afterAutospacing="1"/>
+        <w:spacing w:after="120"/>
         <w:jc w:val="both"/>
         <w:rPr>
           <w:rFonts w:ascii="Times New Roman" w:eastAsia="Times New Roman" w:hAnsi="Times New Roman" w:cs="Times New Roman"/>
@@ -1837,7 +1787,7 @@
           <w:ilvl w:val="0"/>
           <w:numId w:val="19"/>
         </w:numPr>
-        <w:spacing w:before="100" w:beforeAutospacing="1" w:after="100" w:afterAutospacing="1"/>
+        <w:spacing w:after="120"/>
         <w:jc w:val="both"/>
         <w:rPr>
           <w:rFonts w:ascii="Times New Roman" w:eastAsia="Times New Roman" w:hAnsi="Times New Roman" w:cs="Times New Roman"/>
@@ -1883,7 +1833,7 @@
           <w:ilvl w:val="0"/>
           <w:numId w:val="19"/>
         </w:numPr>
-        <w:spacing w:before="100" w:beforeAutospacing="1" w:after="100" w:afterAutospacing="1"/>
+        <w:spacing w:after="120"/>
         <w:jc w:val="both"/>
         <w:rPr>
           <w:rFonts w:ascii="Times New Roman" w:eastAsia="Times New Roman" w:hAnsi="Times New Roman" w:cs="Times New Roman"/>
@@ -1909,7 +1859,7 @@
           <w:ilvl w:val="0"/>
           <w:numId w:val="19"/>
         </w:numPr>
-        <w:spacing w:before="100" w:beforeAutospacing="1" w:after="100" w:afterAutospacing="1"/>
+        <w:spacing w:after="120"/>
         <w:jc w:val="both"/>
         <w:rPr>
           <w:rFonts w:ascii="Times New Roman" w:eastAsia="Times New Roman" w:hAnsi="Times New Roman" w:cs="Times New Roman"/>
@@ -1925,7 +1875,6 @@
           <w:szCs w:val="24"/>
           <w:lang w:eastAsia="en-US"/>
         </w:rPr>
-        <w:lastRenderedPageBreak/>
         <w:t xml:space="preserve">Added structured logging and basic </w:t>
       </w:r>
       <w:proofErr w:type="spellStart"/>
@@ -1958,7 +1907,7 @@
           <w:ilvl w:val="0"/>
           <w:numId w:val="19"/>
         </w:numPr>
-        <w:spacing w:before="100" w:beforeAutospacing="1" w:after="100" w:afterAutospacing="1"/>
+        <w:spacing w:after="120"/>
         <w:jc w:val="both"/>
         <w:rPr>
           <w:rFonts w:ascii="Times New Roman" w:eastAsia="Times New Roman" w:hAnsi="Times New Roman" w:cs="Times New Roman"/>
@@ -2026,7 +1975,7 @@
           <w:ilvl w:val="0"/>
           <w:numId w:val="19"/>
         </w:numPr>
-        <w:spacing w:before="100" w:beforeAutospacing="1" w:after="100" w:afterAutospacing="1"/>
+        <w:spacing w:after="120"/>
         <w:jc w:val="both"/>
         <w:rPr>
           <w:rFonts w:ascii="Times New Roman" w:eastAsia="Times New Roman" w:hAnsi="Times New Roman" w:cs="Times New Roman"/>
@@ -2042,6 +1991,7 @@
           <w:szCs w:val="24"/>
           <w:lang w:eastAsia="en-US"/>
         </w:rPr>
+        <w:lastRenderedPageBreak/>
         <w:t xml:space="preserve">Deployed and supported workloads in </w:t>
       </w:r>
       <w:r>
@@ -2132,7 +2082,7 @@
           <w:ilvl w:val="0"/>
           <w:numId w:val="19"/>
         </w:numPr>
-        <w:spacing w:before="100" w:beforeAutospacing="1" w:after="100" w:afterAutospacing="1"/>
+        <w:spacing w:after="120"/>
         <w:jc w:val="both"/>
         <w:rPr>
           <w:rFonts w:ascii="Times New Roman" w:eastAsia="Times New Roman" w:hAnsi="Times New Roman" w:cs="Times New Roman"/>
@@ -2158,7 +2108,7 @@
           <w:ilvl w:val="0"/>
           <w:numId w:val="19"/>
         </w:numPr>
-        <w:spacing w:before="100" w:beforeAutospacing="1" w:after="100" w:afterAutospacing="1"/>
+        <w:spacing w:after="120"/>
         <w:jc w:val="both"/>
         <w:rPr>
           <w:rFonts w:ascii="Times New Roman" w:eastAsia="Times New Roman" w:hAnsi="Times New Roman" w:cs="Times New Roman"/>
@@ -2184,7 +2134,7 @@
           <w:ilvl w:val="0"/>
           <w:numId w:val="19"/>
         </w:numPr>
-        <w:spacing w:before="100" w:beforeAutospacing="1" w:after="100" w:afterAutospacing="1"/>
+        <w:spacing w:after="120"/>
         <w:jc w:val="both"/>
         <w:rPr>
           <w:rFonts w:ascii="Times New Roman" w:eastAsia="Times New Roman" w:hAnsi="Times New Roman" w:cs="Times New Roman"/>
@@ -2210,14 +2160,14 @@
         <w:jc w:val="both"/>
         <w:rPr>
           <w:rStyle w:val="Strong"/>
-          <w:rFonts w:ascii="Arial Black" w:hAnsi="Arial Black" w:cstheme="majorBidi"/>
+          <w:rFonts w:ascii="Arial" w:hAnsi="Arial" w:cs="Arial"/>
           <w:szCs w:val="28"/>
         </w:rPr>
       </w:pPr>
       <w:r>
         <w:rPr>
           <w:rStyle w:val="Strong"/>
-          <w:rFonts w:ascii="Arial Black" w:hAnsi="Arial Black" w:cstheme="majorBidi"/>
+          <w:rFonts w:ascii="Arial" w:hAnsi="Arial" w:cs="Arial"/>
           <w:szCs w:val="28"/>
         </w:rPr>
         <w:t>Software Engineer</w:t>
@@ -2248,14 +2198,14 @@
           <w:rFonts w:asciiTheme="majorBidi" w:hAnsiTheme="majorBidi" w:cstheme="majorBidi"/>
           <w:szCs w:val="28"/>
         </w:rPr>
-        <w:t xml:space="preserve"> </w:t>
+        <w:t>, Remote</w:t>
       </w:r>
       <w:r>
         <w:rPr>
           <w:rFonts w:asciiTheme="majorBidi" w:hAnsiTheme="majorBidi" w:cstheme="majorBidi"/>
           <w:szCs w:val="28"/>
         </w:rPr>
-        <w:t xml:space="preserve">| Ghent, Belgium </w:t>
+        <w:t xml:space="preserve"> </w:t>
       </w:r>
       <w:r>
         <w:rPr>
@@ -2292,7 +2242,7 @@
           <w:ilvl w:val="0"/>
           <w:numId w:val="20"/>
         </w:numPr>
-        <w:spacing w:before="100" w:beforeAutospacing="1" w:after="100" w:afterAutospacing="1"/>
+        <w:spacing w:after="120"/>
         <w:jc w:val="both"/>
         <w:rPr>
           <w:rFonts w:ascii="Times New Roman" w:eastAsia="Times New Roman" w:hAnsi="Times New Roman" w:cs="Times New Roman"/>
@@ -2400,7 +2350,7 @@
           <w:ilvl w:val="0"/>
           <w:numId w:val="20"/>
         </w:numPr>
-        <w:spacing w:before="100" w:beforeAutospacing="1" w:after="100" w:afterAutospacing="1"/>
+        <w:spacing w:after="120"/>
         <w:jc w:val="both"/>
         <w:rPr>
           <w:rFonts w:ascii="Times New Roman" w:eastAsia="Times New Roman" w:hAnsi="Times New Roman" w:cs="Times New Roman"/>
@@ -2426,7 +2376,7 @@
           <w:ilvl w:val="0"/>
           <w:numId w:val="20"/>
         </w:numPr>
-        <w:spacing w:before="100" w:beforeAutospacing="1" w:after="100" w:afterAutospacing="1"/>
+        <w:spacing w:after="120"/>
         <w:jc w:val="both"/>
         <w:rPr>
           <w:rFonts w:ascii="Times New Roman" w:eastAsia="Times New Roman" w:hAnsi="Times New Roman" w:cs="Times New Roman"/>
@@ -2492,7 +2442,7 @@
           <w:ilvl w:val="0"/>
           <w:numId w:val="20"/>
         </w:numPr>
-        <w:spacing w:before="100" w:beforeAutospacing="1" w:after="100" w:afterAutospacing="1"/>
+        <w:spacing w:after="120"/>
         <w:jc w:val="both"/>
         <w:rPr>
           <w:rFonts w:ascii="Times New Roman" w:eastAsia="Times New Roman" w:hAnsi="Times New Roman" w:cs="Times New Roman"/>
@@ -2518,7 +2468,7 @@
           <w:ilvl w:val="0"/>
           <w:numId w:val="20"/>
         </w:numPr>
-        <w:spacing w:before="100" w:beforeAutospacing="1" w:after="100" w:afterAutospacing="1"/>
+        <w:spacing w:after="120"/>
         <w:jc w:val="both"/>
         <w:rPr>
           <w:rFonts w:ascii="Times New Roman" w:eastAsia="Times New Roman" w:hAnsi="Times New Roman" w:cs="Times New Roman"/>
@@ -2544,7 +2494,7 @@
           <w:ilvl w:val="0"/>
           <w:numId w:val="20"/>
         </w:numPr>
-        <w:spacing w:before="100" w:beforeAutospacing="1" w:after="100" w:afterAutospacing="1"/>
+        <w:spacing w:after="120"/>
         <w:jc w:val="both"/>
         <w:rPr>
           <w:rFonts w:ascii="Times New Roman" w:eastAsia="Times New Roman" w:hAnsi="Times New Roman" w:cs="Times New Roman"/>
@@ -2590,7 +2540,7 @@
           <w:ilvl w:val="0"/>
           <w:numId w:val="20"/>
         </w:numPr>
-        <w:spacing w:before="100" w:beforeAutospacing="1" w:after="100" w:afterAutospacing="1"/>
+        <w:spacing w:after="120"/>
         <w:jc w:val="both"/>
         <w:rPr>
           <w:rFonts w:ascii="Times New Roman" w:eastAsia="Times New Roman" w:hAnsi="Times New Roman" w:cs="Times New Roman"/>
@@ -2656,7 +2606,7 @@
           <w:ilvl w:val="0"/>
           <w:numId w:val="20"/>
         </w:numPr>
-        <w:spacing w:before="100" w:beforeAutospacing="1" w:after="100" w:afterAutospacing="1"/>
+        <w:spacing w:after="120"/>
         <w:jc w:val="both"/>
         <w:rPr>
           <w:rFonts w:ascii="Times New Roman" w:eastAsia="Times New Roman" w:hAnsi="Times New Roman" w:cs="Times New Roman"/>
@@ -2702,7 +2652,7 @@
           <w:ilvl w:val="0"/>
           <w:numId w:val="20"/>
         </w:numPr>
-        <w:spacing w:before="100" w:beforeAutospacing="1" w:after="100" w:afterAutospacing="1"/>
+        <w:spacing w:after="120"/>
         <w:jc w:val="both"/>
         <w:rPr>
           <w:rFonts w:ascii="Times New Roman" w:eastAsia="Times New Roman" w:hAnsi="Times New Roman" w:cs="Times New Roman"/>
@@ -2728,7 +2678,7 @@
           <w:ilvl w:val="0"/>
           <w:numId w:val="20"/>
         </w:numPr>
-        <w:spacing w:before="100" w:beforeAutospacing="1" w:after="100" w:afterAutospacing="1"/>
+        <w:spacing w:after="120"/>
         <w:jc w:val="both"/>
         <w:rPr>
           <w:rFonts w:ascii="Times New Roman" w:eastAsia="Times New Roman" w:hAnsi="Times New Roman" w:cs="Times New Roman"/>
@@ -2754,7 +2704,7 @@
           <w:ilvl w:val="0"/>
           <w:numId w:val="20"/>
         </w:numPr>
-        <w:spacing w:before="100" w:beforeAutospacing="1" w:after="100" w:afterAutospacing="1"/>
+        <w:spacing w:after="120"/>
         <w:jc w:val="both"/>
         <w:rPr>
           <w:rFonts w:ascii="Times New Roman" w:eastAsia="Times New Roman" w:hAnsi="Times New Roman" w:cs="Times New Roman"/>
@@ -2809,10 +2759,26 @@
       <w:r>
         <w:rPr>
           <w:rStyle w:val="Strong"/>
+          <w:rFonts w:ascii="Arial" w:hAnsi="Arial" w:cs="Arial"/>
+          <w:szCs w:val="28"/>
+        </w:rPr>
+        <w:t>Software</w:t>
+      </w:r>
+      <w:r>
+        <w:rPr>
+          <w:rStyle w:val="Strong"/>
           <w:rFonts w:ascii="Arial Black" w:hAnsi="Arial Black" w:cstheme="majorBidi"/>
           <w:szCs w:val="28"/>
         </w:rPr>
-        <w:t>Software Developer</w:t>
+        <w:t xml:space="preserve"> </w:t>
+      </w:r>
+      <w:r>
+        <w:rPr>
+          <w:rStyle w:val="Strong"/>
+          <w:rFonts w:ascii="Arial" w:hAnsi="Arial" w:cs="Arial"/>
+          <w:szCs w:val="28"/>
+        </w:rPr>
+        <w:t>Developer</w:t>
       </w:r>
     </w:p>
     <w:p>
@@ -2842,14 +2808,7 @@
           <w:rFonts w:asciiTheme="majorBidi" w:hAnsiTheme="majorBidi" w:cstheme="majorBidi"/>
           <w:szCs w:val="28"/>
         </w:rPr>
-        <w:t xml:space="preserve"> </w:t>
-      </w:r>
-      <w:r>
-        <w:rPr>
-          <w:rFonts w:asciiTheme="majorBidi" w:hAnsiTheme="majorBidi" w:cstheme="majorBidi"/>
-          <w:szCs w:val="28"/>
-        </w:rPr>
-        <w:t xml:space="preserve">| Stockholm, Sweden </w:t>
+        <w:t xml:space="preserve">, Remote </w:t>
       </w:r>
       <w:r>
         <w:rPr>
@@ -2904,7 +2863,7 @@
           <w:ilvl w:val="0"/>
           <w:numId w:val="21"/>
         </w:numPr>
-        <w:spacing w:before="100" w:beforeAutospacing="1" w:after="100" w:afterAutospacing="1"/>
+        <w:spacing w:after="120"/>
         <w:jc w:val="both"/>
         <w:rPr>
           <w:rFonts w:ascii="Times New Roman" w:eastAsia="Times New Roman" w:hAnsi="Times New Roman" w:cs="Times New Roman"/>
@@ -3010,7 +2969,7 @@
           <w:ilvl w:val="0"/>
           <w:numId w:val="21"/>
         </w:numPr>
-        <w:spacing w:before="100" w:beforeAutospacing="1" w:after="100" w:afterAutospacing="1"/>
+        <w:spacing w:after="120"/>
         <w:jc w:val="both"/>
         <w:rPr>
           <w:rFonts w:ascii="Times New Roman" w:eastAsia="Times New Roman" w:hAnsi="Times New Roman" w:cs="Times New Roman"/>
@@ -3036,7 +2995,7 @@
           <w:ilvl w:val="0"/>
           <w:numId w:val="21"/>
         </w:numPr>
-        <w:spacing w:before="100" w:beforeAutospacing="1" w:after="100" w:afterAutospacing="1"/>
+        <w:spacing w:after="120"/>
         <w:jc w:val="both"/>
         <w:rPr>
           <w:rFonts w:ascii="Times New Roman" w:eastAsia="Times New Roman" w:hAnsi="Times New Roman" w:cs="Times New Roman"/>
@@ -3062,7 +3021,7 @@
           <w:ilvl w:val="0"/>
           <w:numId w:val="21"/>
         </w:numPr>
-        <w:spacing w:before="100" w:beforeAutospacing="1" w:after="100" w:afterAutospacing="1"/>
+        <w:spacing w:after="120"/>
         <w:jc w:val="both"/>
         <w:rPr>
           <w:rFonts w:ascii="Times New Roman" w:eastAsia="Times New Roman" w:hAnsi="Times New Roman" w:cs="Times New Roman"/>
@@ -3088,7 +3047,7 @@
           <w:ilvl w:val="0"/>
           <w:numId w:val="21"/>
         </w:numPr>
-        <w:spacing w:before="100" w:beforeAutospacing="1" w:after="100" w:afterAutospacing="1"/>
+        <w:spacing w:after="120"/>
         <w:jc w:val="both"/>
         <w:rPr>
           <w:rFonts w:ascii="Times New Roman" w:eastAsia="Times New Roman" w:hAnsi="Times New Roman" w:cs="Times New Roman"/>
@@ -3134,7 +3093,7 @@
           <w:ilvl w:val="0"/>
           <w:numId w:val="21"/>
         </w:numPr>
-        <w:spacing w:before="100" w:beforeAutospacing="1" w:after="100" w:afterAutospacing="1"/>
+        <w:spacing w:after="120"/>
         <w:jc w:val="both"/>
         <w:rPr>
           <w:rFonts w:ascii="Times New Roman" w:eastAsia="Times New Roman" w:hAnsi="Times New Roman" w:cs="Times New Roman"/>
@@ -3150,7 +3109,6 @@
           <w:szCs w:val="24"/>
           <w:lang w:eastAsia="en-US"/>
         </w:rPr>
-        <w:lastRenderedPageBreak/>
         <w:t xml:space="preserve">Supported migration work from </w:t>
       </w:r>
       <w:r>
@@ -3201,7 +3159,7 @@
           <w:ilvl w:val="0"/>
           <w:numId w:val="21"/>
         </w:numPr>
-        <w:spacing w:before="100" w:beforeAutospacing="1" w:after="100" w:afterAutospacing="1"/>
+        <w:spacing w:after="120"/>
         <w:jc w:val="both"/>
         <w:rPr>
           <w:rFonts w:ascii="Times New Roman" w:eastAsia="Times New Roman" w:hAnsi="Times New Roman" w:cs="Times New Roman"/>
@@ -3227,7 +3185,7 @@
           <w:ilvl w:val="0"/>
           <w:numId w:val="21"/>
         </w:numPr>
-        <w:spacing w:before="100" w:beforeAutospacing="1" w:after="100" w:afterAutospacing="1"/>
+        <w:spacing w:after="120"/>
         <w:jc w:val="both"/>
         <w:rPr>
           <w:rFonts w:ascii="Times New Roman" w:eastAsia="Times New Roman" w:hAnsi="Times New Roman" w:cs="Times New Roman"/>
@@ -3273,7 +3231,7 @@
           <w:ilvl w:val="0"/>
           <w:numId w:val="21"/>
         </w:numPr>
-        <w:spacing w:before="100" w:beforeAutospacing="1" w:after="100" w:afterAutospacing="1"/>
+        <w:spacing w:after="120"/>
         <w:jc w:val="both"/>
         <w:rPr>
           <w:rFonts w:ascii="Times New Roman" w:eastAsia="Times New Roman" w:hAnsi="Times New Roman" w:cs="Times New Roman"/>
@@ -3291,6 +3249,22 @@
         </w:rPr>
         <w:t>Added unit and integration coverage around higher-risk business rules, improving confidence in release cycles and reducing the chance that small maintenance changes would break dependent workflows.</w:t>
       </w:r>
+    </w:p>
+    <w:p>
+      <w:pPr>
+        <w:pStyle w:val="ListParagraph"/>
+        <w:spacing w:after="120"/>
+        <w:ind w:left="360"/>
+        <w:jc w:val="both"/>
+        <w:rPr>
+          <w:rFonts w:ascii="Times New Roman" w:eastAsia="Times New Roman" w:hAnsi="Times New Roman" w:cs="Times New Roman"/>
+          <w:sz w:val="24"/>
+          <w:szCs w:val="24"/>
+          <w:lang w:eastAsia="en-US"/>
+        </w:rPr>
+      </w:pPr>
+      <w:bookmarkStart w:id="0" w:name="_GoBack"/>
+      <w:bookmarkEnd w:id="0"/>
     </w:p>
     <w:p>
       <w:pPr>
@@ -3298,16 +3272,15 @@
         <w:spacing w:beforeAutospacing="0" w:afterAutospacing="0"/>
         <w:jc w:val="both"/>
         <w:rPr>
-          <w:rFonts w:asciiTheme="majorBidi" w:hAnsiTheme="majorBidi" w:cstheme="majorBidi"/>
-          <w:szCs w:val="28"/>
+          <w:rFonts w:ascii="Arial" w:hAnsi="Arial" w:cs="Arial"/>
         </w:rPr>
       </w:pPr>
       <w:r>
         <w:rPr>
           <w:rStyle w:val="Strong"/>
-          <w:rFonts w:ascii="Arial Black" w:hAnsi="Arial Black" w:cstheme="majorBidi"/>
-          <w:szCs w:val="28"/>
-        </w:rPr>
+          <w:rFonts w:ascii="Arial" w:hAnsi="Arial" w:cs="Arial"/>
+        </w:rPr>
+        <w:lastRenderedPageBreak/>
         <w:t>Junior Software Developer</w:t>
       </w:r>
     </w:p>
@@ -3329,14 +3302,7 @@
           <w:b/>
           <w:szCs w:val="28"/>
         </w:rPr>
-        <w:t>Berg Software</w:t>
-      </w:r>
-      <w:r>
-        <w:rPr>
-          <w:rFonts w:asciiTheme="majorBidi" w:hAnsiTheme="majorBidi" w:cstheme="majorBidi"/>
-          <w:szCs w:val="28"/>
-        </w:rPr>
-        <w:t xml:space="preserve"> | </w:t>
+        <w:t xml:space="preserve">Berg Software, </w:t>
       </w:r>
       <w:proofErr w:type="spellStart"/>
       <w:r>
@@ -3389,7 +3355,7 @@
           <w:ilvl w:val="0"/>
           <w:numId w:val="22"/>
         </w:numPr>
-        <w:spacing w:before="100" w:beforeAutospacing="1" w:after="100" w:afterAutospacing="1"/>
+        <w:spacing w:after="120"/>
         <w:jc w:val="both"/>
         <w:rPr>
           <w:rFonts w:ascii="Times New Roman" w:eastAsia="Times New Roman" w:hAnsi="Times New Roman" w:cs="Times New Roman"/>
@@ -3475,7 +3441,7 @@
           <w:ilvl w:val="0"/>
           <w:numId w:val="22"/>
         </w:numPr>
-        <w:spacing w:before="100" w:beforeAutospacing="1" w:after="100" w:afterAutospacing="1"/>
+        <w:spacing w:after="120"/>
         <w:jc w:val="both"/>
         <w:rPr>
           <w:rFonts w:ascii="Times New Roman" w:eastAsia="Times New Roman" w:hAnsi="Times New Roman" w:cs="Times New Roman"/>
@@ -3501,7 +3467,7 @@
           <w:ilvl w:val="0"/>
           <w:numId w:val="22"/>
         </w:numPr>
-        <w:spacing w:before="100" w:beforeAutospacing="1" w:after="100" w:afterAutospacing="1"/>
+        <w:spacing w:after="120"/>
         <w:jc w:val="both"/>
         <w:rPr>
           <w:rFonts w:ascii="Times New Roman" w:eastAsia="Times New Roman" w:hAnsi="Times New Roman" w:cs="Times New Roman"/>
@@ -3547,7 +3513,7 @@
           <w:ilvl w:val="0"/>
           <w:numId w:val="22"/>
         </w:numPr>
-        <w:spacing w:before="100" w:beforeAutospacing="1" w:after="100" w:afterAutospacing="1"/>
+        <w:spacing w:after="120"/>
         <w:jc w:val="both"/>
         <w:rPr>
           <w:rFonts w:ascii="Times New Roman" w:eastAsia="Times New Roman" w:hAnsi="Times New Roman" w:cs="Times New Roman"/>
@@ -3573,7 +3539,7 @@
           <w:ilvl w:val="0"/>
           <w:numId w:val="22"/>
         </w:numPr>
-        <w:spacing w:before="100" w:beforeAutospacing="1" w:after="100" w:afterAutospacing="1"/>
+        <w:spacing w:after="120"/>
         <w:jc w:val="both"/>
         <w:rPr>
           <w:rFonts w:ascii="Times New Roman" w:eastAsia="Times New Roman" w:hAnsi="Times New Roman" w:cs="Times New Roman"/>
@@ -3599,7 +3565,7 @@
           <w:ilvl w:val="0"/>
           <w:numId w:val="22"/>
         </w:numPr>
-        <w:spacing w:before="100" w:beforeAutospacing="1" w:after="100" w:afterAutospacing="1"/>
+        <w:spacing w:after="120"/>
         <w:jc w:val="both"/>
         <w:rPr>
           <w:rFonts w:ascii="Times New Roman" w:eastAsia="Times New Roman" w:hAnsi="Times New Roman" w:cs="Times New Roman"/>
@@ -3625,7 +3591,7 @@
           <w:ilvl w:val="0"/>
           <w:numId w:val="22"/>
         </w:numPr>
-        <w:spacing w:before="100" w:beforeAutospacing="1" w:after="100" w:afterAutospacing="1"/>
+        <w:spacing w:after="120"/>
         <w:jc w:val="both"/>
         <w:rPr>
           <w:rFonts w:ascii="Times New Roman" w:eastAsia="Times New Roman" w:hAnsi="Times New Roman" w:cs="Times New Roman"/>
@@ -3651,7 +3617,7 @@
           <w:ilvl w:val="0"/>
           <w:numId w:val="22"/>
         </w:numPr>
-        <w:spacing w:before="100" w:beforeAutospacing="1" w:after="100" w:afterAutospacing="1"/>
+        <w:spacing w:after="120"/>
         <w:jc w:val="both"/>
         <w:rPr>
           <w:rFonts w:ascii="Times New Roman" w:eastAsia="Times New Roman" w:hAnsi="Times New Roman" w:cs="Times New Roman"/>
@@ -3677,7 +3643,7 @@
           <w:ilvl w:val="0"/>
           <w:numId w:val="22"/>
         </w:numPr>
-        <w:spacing w:before="100" w:beforeAutospacing="1" w:after="100" w:afterAutospacing="1"/>
+        <w:spacing w:after="120"/>
         <w:jc w:val="both"/>
         <w:rPr>
           <w:rFonts w:ascii="Times New Roman" w:eastAsia="Times New Roman" w:hAnsi="Times New Roman" w:cs="Times New Roman"/>
@@ -3736,7 +3702,7 @@
       <w:r>
         <w:rPr>
           <w:rStyle w:val="Strong"/>
-          <w:rFonts w:ascii="Arial Black" w:hAnsi="Arial Black" w:cstheme="majorBidi"/>
+          <w:rFonts w:ascii="Arial" w:hAnsi="Arial" w:cs="Arial"/>
           <w:szCs w:val="28"/>
         </w:rPr>
         <w:t>Bachelor</w:t>
@@ -3744,7 +3710,7 @@
       <w:r>
         <w:rPr>
           <w:rStyle w:val="Strong"/>
-          <w:rFonts w:ascii="Arial Black" w:hAnsi="Arial Black" w:cstheme="majorBidi"/>
+          <w:rFonts w:ascii="Arial" w:hAnsi="Arial" w:cs="Arial"/>
           <w:szCs w:val="28"/>
         </w:rPr>
         <w:t>’s Degree</w:t>
@@ -3752,7 +3718,7 @@
       <w:r>
         <w:rPr>
           <w:rStyle w:val="Strong"/>
-          <w:rFonts w:ascii="Arial Black" w:hAnsi="Arial Black" w:cstheme="majorBidi"/>
+          <w:rFonts w:ascii="Arial" w:hAnsi="Arial" w:cs="Arial"/>
           <w:szCs w:val="28"/>
         </w:rPr>
         <w:t xml:space="preserve"> </w:t>
@@ -3760,7 +3726,7 @@
       <w:r>
         <w:rPr>
           <w:rStyle w:val="Strong"/>
-          <w:rFonts w:ascii="Arial Black" w:hAnsi="Arial Black" w:cstheme="majorBidi"/>
+          <w:rFonts w:ascii="Arial" w:hAnsi="Arial" w:cs="Arial"/>
           <w:szCs w:val="28"/>
         </w:rPr>
         <w:t>in</w:t>
@@ -3768,7 +3734,7 @@
       <w:r>
         <w:rPr>
           <w:rStyle w:val="Strong"/>
-          <w:rFonts w:ascii="Arial Black" w:hAnsi="Arial Black" w:cstheme="majorBidi"/>
+          <w:rFonts w:ascii="Arial" w:hAnsi="Arial" w:cs="Arial"/>
           <w:szCs w:val="28"/>
         </w:rPr>
         <w:t xml:space="preserve"> Computer Science</w:t>
@@ -3832,7 +3798,7 @@
           <w:ilvl w:val="0"/>
           <w:numId w:val="1"/>
         </w:numPr>
-        <w:spacing w:beforeAutospacing="0" w:after="100"/>
+        <w:spacing w:beforeAutospacing="0" w:after="120" w:afterAutospacing="0"/>
         <w:jc w:val="both"/>
         <w:rPr>
           <w:rFonts w:asciiTheme="majorBidi" w:hAnsiTheme="majorBidi" w:cstheme="majorBidi"/>
@@ -3875,32 +3841,10 @@
     </w:p>
     <w:p>
       <w:pPr>
-        <w:jc w:val="both"/>
-        <w:rPr>
-          <w:rFonts w:ascii="Times New Roman" w:eastAsia="Times New Roman" w:hAnsi="Times New Roman" w:cs="Times New Roman"/>
-          <w:sz w:val="22"/>
-          <w:szCs w:val="24"/>
-          <w:lang w:eastAsia="en-US"/>
-        </w:rPr>
-      </w:pPr>
-      <w:r>
-        <w:rPr>
-          <w:rFonts w:ascii="Times New Roman" w:eastAsia="Times New Roman" w:hAnsi="Times New Roman" w:cs="Times New Roman"/>
-          <w:b/>
-          <w:bCs/>
-          <w:sz w:val="22"/>
-          <w:szCs w:val="24"/>
-          <w:lang w:eastAsia="en-US"/>
-        </w:rPr>
-        <w:t>Microsoft Certified: Azure Developer Associate (AZ-204) — 2026</w:t>
-      </w:r>
-    </w:p>
-    <w:p>
-      <w:pPr>
         <w:pStyle w:val="ListParagraph"/>
         <w:numPr>
           <w:ilvl w:val="0"/>
-          <w:numId w:val="24"/>
+          <w:numId w:val="25"/>
         </w:numPr>
         <w:jc w:val="both"/>
         <w:rPr>
@@ -3913,75 +3857,19 @@
       <w:r>
         <w:rPr>
           <w:rFonts w:ascii="Times New Roman" w:eastAsia="Times New Roman" w:hAnsi="Times New Roman" w:cs="Times New Roman"/>
-          <w:sz w:val="22"/>
-          <w:szCs w:val="24"/>
-          <w:lang w:eastAsia="en-US"/>
-        </w:rPr>
-        <w:t xml:space="preserve">Demonstrated practical capability in building, testing, deploying, and maintaining </w:t>
-      </w:r>
-      <w:r>
-        <w:rPr>
-          <w:rFonts w:ascii="Times New Roman" w:eastAsia="Times New Roman" w:hAnsi="Times New Roman" w:cs="Times New Roman"/>
-          <w:b/>
-          <w:bCs/>
-          <w:sz w:val="22"/>
-          <w:szCs w:val="24"/>
-          <w:lang w:eastAsia="en-US"/>
-        </w:rPr>
-        <w:t>Azure-based</w:t>
-      </w:r>
-      <w:r>
-        <w:rPr>
-          <w:rFonts w:ascii="Times New Roman" w:eastAsia="Times New Roman" w:hAnsi="Times New Roman" w:cs="Times New Roman"/>
-          <w:sz w:val="22"/>
-          <w:szCs w:val="24"/>
-          <w:lang w:eastAsia="en-US"/>
-        </w:rPr>
-        <w:t xml:space="preserve"> applications, with strong relevance to </w:t>
-      </w:r>
-      <w:r>
-        <w:rPr>
-          <w:rFonts w:ascii="Times New Roman" w:eastAsia="Times New Roman" w:hAnsi="Times New Roman" w:cs="Times New Roman"/>
-          <w:b/>
-          <w:bCs/>
-          <w:sz w:val="22"/>
-          <w:szCs w:val="24"/>
-          <w:lang w:eastAsia="en-US"/>
-        </w:rPr>
-        <w:t>.NET</w:t>
-      </w:r>
-      <w:r>
-        <w:rPr>
-          <w:rFonts w:ascii="Times New Roman" w:eastAsia="Times New Roman" w:hAnsi="Times New Roman" w:cs="Times New Roman"/>
-          <w:sz w:val="22"/>
-          <w:szCs w:val="24"/>
-          <w:lang w:eastAsia="en-US"/>
-        </w:rPr>
-        <w:t xml:space="preserve">, </w:t>
-      </w:r>
-      <w:r>
-        <w:rPr>
-          <w:rFonts w:ascii="Times New Roman" w:eastAsia="Times New Roman" w:hAnsi="Times New Roman" w:cs="Times New Roman"/>
-          <w:b/>
-          <w:bCs/>
-          <w:sz w:val="22"/>
-          <w:szCs w:val="24"/>
-          <w:lang w:eastAsia="en-US"/>
-        </w:rPr>
-        <w:t>ASP.NET Core</w:t>
-      </w:r>
-      <w:r>
-        <w:rPr>
-          <w:rFonts w:ascii="Times New Roman" w:eastAsia="Times New Roman" w:hAnsi="Times New Roman" w:cs="Times New Roman"/>
-          <w:sz w:val="22"/>
-          <w:szCs w:val="24"/>
-          <w:lang w:eastAsia="en-US"/>
-        </w:rPr>
-        <w:t>, APIs, authentication, and cloud integrations.</w:t>
+          <w:b/>
+          <w:bCs/>
+          <w:sz w:val="22"/>
+          <w:szCs w:val="24"/>
+          <w:lang w:eastAsia="en-US"/>
+        </w:rPr>
+        <w:t>Microsoft Certified: Azure Developer Associate (AZ-204) — 2026</w:t>
       </w:r>
     </w:p>
     <w:p>
       <w:pPr>
+        <w:pStyle w:val="ListParagraph"/>
+        <w:ind w:left="360"/>
         <w:jc w:val="both"/>
         <w:rPr>
           <w:rFonts w:ascii="Times New Roman" w:eastAsia="Times New Roman" w:hAnsi="Times New Roman" w:cs="Times New Roman"/>
@@ -3990,25 +3878,109 @@
           <w:lang w:eastAsia="en-US"/>
         </w:rPr>
       </w:pPr>
-      <w:r>
-        <w:rPr>
-          <w:rFonts w:ascii="Times New Roman" w:eastAsia="Times New Roman" w:hAnsi="Times New Roman" w:cs="Times New Roman"/>
-          <w:b/>
-          <w:bCs/>
-          <w:sz w:val="22"/>
-          <w:szCs w:val="24"/>
-          <w:lang w:eastAsia="en-US"/>
-        </w:rPr>
-        <w:t>Microsoft Certified: Azure Fundamentals (AZ-900) — 2026</w:t>
-      </w:r>
+      <w:proofErr w:type="gramStart"/>
+      <w:r>
+        <w:rPr>
+          <w:rFonts w:ascii="Times New Roman" w:eastAsia="Times New Roman" w:hAnsi="Times New Roman" w:cs="Times New Roman"/>
+          <w:sz w:val="22"/>
+          <w:szCs w:val="24"/>
+          <w:lang w:eastAsia="en-US"/>
+        </w:rPr>
+        <w:t xml:space="preserve">Demonstrated practical capability in building, testing, deploying, and maintaining </w:t>
+      </w:r>
+      <w:r>
+        <w:rPr>
+          <w:rFonts w:ascii="Times New Roman" w:eastAsia="Times New Roman" w:hAnsi="Times New Roman" w:cs="Times New Roman"/>
+          <w:b/>
+          <w:bCs/>
+          <w:sz w:val="22"/>
+          <w:szCs w:val="24"/>
+          <w:lang w:eastAsia="en-US"/>
+        </w:rPr>
+        <w:t>Azure-based</w:t>
+      </w:r>
+      <w:r>
+        <w:rPr>
+          <w:rFonts w:ascii="Times New Roman" w:eastAsia="Times New Roman" w:hAnsi="Times New Roman" w:cs="Times New Roman"/>
+          <w:sz w:val="22"/>
+          <w:szCs w:val="24"/>
+          <w:lang w:eastAsia="en-US"/>
+        </w:rPr>
+        <w:t xml:space="preserve"> applications, with strong relevance to </w:t>
+      </w:r>
+      <w:r>
+        <w:rPr>
+          <w:rFonts w:ascii="Times New Roman" w:eastAsia="Times New Roman" w:hAnsi="Times New Roman" w:cs="Times New Roman"/>
+          <w:b/>
+          <w:bCs/>
+          <w:sz w:val="22"/>
+          <w:szCs w:val="24"/>
+          <w:lang w:eastAsia="en-US"/>
+        </w:rPr>
+        <w:t>.NET</w:t>
+      </w:r>
+      <w:r>
+        <w:rPr>
+          <w:rFonts w:ascii="Times New Roman" w:eastAsia="Times New Roman" w:hAnsi="Times New Roman" w:cs="Times New Roman"/>
+          <w:sz w:val="22"/>
+          <w:szCs w:val="24"/>
+          <w:lang w:eastAsia="en-US"/>
+        </w:rPr>
+        <w:t xml:space="preserve">, </w:t>
+      </w:r>
+      <w:r>
+        <w:rPr>
+          <w:rFonts w:ascii="Times New Roman" w:eastAsia="Times New Roman" w:hAnsi="Times New Roman" w:cs="Times New Roman"/>
+          <w:b/>
+          <w:bCs/>
+          <w:sz w:val="22"/>
+          <w:szCs w:val="24"/>
+          <w:lang w:eastAsia="en-US"/>
+        </w:rPr>
+        <w:t>ASP.NET Core</w:t>
+      </w:r>
+      <w:r>
+        <w:rPr>
+          <w:rFonts w:ascii="Times New Roman" w:eastAsia="Times New Roman" w:hAnsi="Times New Roman" w:cs="Times New Roman"/>
+          <w:sz w:val="22"/>
+          <w:szCs w:val="24"/>
+          <w:lang w:eastAsia="en-US"/>
+        </w:rPr>
+        <w:t>, APIs, authentication, and cloud integrations.</w:t>
+      </w:r>
+      <w:proofErr w:type="gramEnd"/>
     </w:p>
     <w:p>
       <w:pPr>
         <w:pStyle w:val="ListParagraph"/>
         <w:numPr>
           <w:ilvl w:val="0"/>
-          <w:numId w:val="23"/>
+          <w:numId w:val="25"/>
         </w:numPr>
+        <w:jc w:val="both"/>
+        <w:rPr>
+          <w:rFonts w:ascii="Times New Roman" w:eastAsia="Times New Roman" w:hAnsi="Times New Roman" w:cs="Times New Roman"/>
+          <w:sz w:val="22"/>
+          <w:szCs w:val="24"/>
+          <w:lang w:eastAsia="en-US"/>
+        </w:rPr>
+      </w:pPr>
+      <w:r>
+        <w:rPr>
+          <w:rFonts w:ascii="Times New Roman" w:eastAsia="Times New Roman" w:hAnsi="Times New Roman" w:cs="Times New Roman"/>
+          <w:b/>
+          <w:bCs/>
+          <w:sz w:val="22"/>
+          <w:szCs w:val="24"/>
+          <w:lang w:eastAsia="en-US"/>
+        </w:rPr>
+        <w:t>Microsoft Certified: Azure Fundamentals (AZ-900) — 2026</w:t>
+      </w:r>
+    </w:p>
+    <w:p>
+      <w:pPr>
+        <w:pStyle w:val="ListParagraph"/>
+        <w:ind w:left="360"/>
         <w:jc w:val="both"/>
         <w:rPr>
           <w:rFonts w:ascii="Times New Roman" w:eastAsia="Times New Roman" w:hAnsi="Times New Roman" w:cs="Times New Roman"/>
@@ -4071,6 +4043,119 @@
 <file path=word/numbering.xml><?xml version="1.0" encoding="utf-8"?>
 <w:numbering xmlns:wpc="http://schemas.microsoft.com/office/word/2010/wordprocessingCanvas" xmlns:mc="http://schemas.openxmlformats.org/markup-compatibility/2006" xmlns:o="urn:schemas-microsoft-com:office:office" xmlns:r="http://schemas.openxmlformats.org/officeDocument/2006/relationships" xmlns:m="http://schemas.openxmlformats.org/officeDocument/2006/math" xmlns:v="urn:schemas-microsoft-com:vml" xmlns:wp14="http://schemas.microsoft.com/office/word/2010/wordprocessingDrawing" xmlns:wp="http://schemas.openxmlformats.org/drawingml/2006/wordprocessingDrawing" xmlns:w10="urn:schemas-microsoft-com:office:word" xmlns:w="http://schemas.openxmlformats.org/wordprocessingml/2006/main" xmlns:w14="http://schemas.microsoft.com/office/word/2010/wordml" xmlns:wpg="http://schemas.microsoft.com/office/word/2010/wordprocessingGroup" xmlns:wpi="http://schemas.microsoft.com/office/word/2010/wordprocessingInk" xmlns:wne="http://schemas.microsoft.com/office/word/2006/wordml" xmlns:wps="http://schemas.microsoft.com/office/word/2010/wordprocessingShape" mc:Ignorable="w14 wp14">
   <w:abstractNum w:abstractNumId="0">
+    <w:nsid w:val="00F3072A"/>
+    <w:multiLevelType w:val="hybridMultilevel"/>
+    <w:tmpl w:val="D2721D54"/>
+    <w:lvl w:ilvl="0" w:tplc="04090001">
+      <w:start w:val="1"/>
+      <w:numFmt w:val="bullet"/>
+      <w:lvlText w:val=""/>
+      <w:lvlJc w:val="left"/>
+      <w:pPr>
+        <w:ind w:left="360" w:hanging="360"/>
+      </w:pPr>
+      <w:rPr>
+        <w:rFonts w:ascii="Symbol" w:hAnsi="Symbol" w:hint="default"/>
+      </w:rPr>
+    </w:lvl>
+    <w:lvl w:ilvl="1" w:tplc="04090003" w:tentative="1">
+      <w:start w:val="1"/>
+      <w:numFmt w:val="bullet"/>
+      <w:lvlText w:val="o"/>
+      <w:lvlJc w:val="left"/>
+      <w:pPr>
+        <w:ind w:left="1080" w:hanging="360"/>
+      </w:pPr>
+      <w:rPr>
+        <w:rFonts w:ascii="Courier New" w:hAnsi="Courier New" w:cs="Courier New" w:hint="default"/>
+      </w:rPr>
+    </w:lvl>
+    <w:lvl w:ilvl="2" w:tplc="04090005" w:tentative="1">
+      <w:start w:val="1"/>
+      <w:numFmt w:val="bullet"/>
+      <w:lvlText w:val=""/>
+      <w:lvlJc w:val="left"/>
+      <w:pPr>
+        <w:ind w:left="1800" w:hanging="360"/>
+      </w:pPr>
+      <w:rPr>
+        <w:rFonts w:ascii="Wingdings" w:hAnsi="Wingdings" w:hint="default"/>
+      </w:rPr>
+    </w:lvl>
+    <w:lvl w:ilvl="3" w:tplc="04090001" w:tentative="1">
+      <w:start w:val="1"/>
+      <w:numFmt w:val="bullet"/>
+      <w:lvlText w:val=""/>
+      <w:lvlJc w:val="left"/>
+      <w:pPr>
+        <w:ind w:left="2520" w:hanging="360"/>
+      </w:pPr>
+      <w:rPr>
+        <w:rFonts w:ascii="Symbol" w:hAnsi="Symbol" w:hint="default"/>
+      </w:rPr>
+    </w:lvl>
+    <w:lvl w:ilvl="4" w:tplc="04090003" w:tentative="1">
+      <w:start w:val="1"/>
+      <w:numFmt w:val="bullet"/>
+      <w:lvlText w:val="o"/>
+      <w:lvlJc w:val="left"/>
+      <w:pPr>
+        <w:ind w:left="3240" w:hanging="360"/>
+      </w:pPr>
+      <w:rPr>
+        <w:rFonts w:ascii="Courier New" w:hAnsi="Courier New" w:cs="Courier New" w:hint="default"/>
+      </w:rPr>
+    </w:lvl>
+    <w:lvl w:ilvl="5" w:tplc="04090005" w:tentative="1">
+      <w:start w:val="1"/>
+      <w:numFmt w:val="bullet"/>
+      <w:lvlText w:val=""/>
+      <w:lvlJc w:val="left"/>
+      <w:pPr>
+        <w:ind w:left="3960" w:hanging="360"/>
+      </w:pPr>
+      <w:rPr>
+        <w:rFonts w:ascii="Wingdings" w:hAnsi="Wingdings" w:hint="default"/>
+      </w:rPr>
+    </w:lvl>
+    <w:lvl w:ilvl="6" w:tplc="04090001" w:tentative="1">
+      <w:start w:val="1"/>
+      <w:numFmt w:val="bullet"/>
+      <w:lvlText w:val=""/>
+      <w:lvlJc w:val="left"/>
+      <w:pPr>
+        <w:ind w:left="4680" w:hanging="360"/>
+      </w:pPr>
+      <w:rPr>
+        <w:rFonts w:ascii="Symbol" w:hAnsi="Symbol" w:hint="default"/>
+      </w:rPr>
+    </w:lvl>
+    <w:lvl w:ilvl="7" w:tplc="04090003" w:tentative="1">
+      <w:start w:val="1"/>
+      <w:numFmt w:val="bullet"/>
+      <w:lvlText w:val="o"/>
+      <w:lvlJc w:val="left"/>
+      <w:pPr>
+        <w:ind w:left="5400" w:hanging="360"/>
+      </w:pPr>
+      <w:rPr>
+        <w:rFonts w:ascii="Courier New" w:hAnsi="Courier New" w:cs="Courier New" w:hint="default"/>
+      </w:rPr>
+    </w:lvl>
+    <w:lvl w:ilvl="8" w:tplc="04090005" w:tentative="1">
+      <w:start w:val="1"/>
+      <w:numFmt w:val="bullet"/>
+      <w:lvlText w:val=""/>
+      <w:lvlJc w:val="left"/>
+      <w:pPr>
+        <w:ind w:left="6120" w:hanging="360"/>
+      </w:pPr>
+      <w:rPr>
+        <w:rFonts w:ascii="Wingdings" w:hAnsi="Wingdings" w:hint="default"/>
+      </w:rPr>
+    </w:lvl>
+  </w:abstractNum>
+  <w:abstractNum w:abstractNumId="1">
     <w:nsid w:val="02AE7F23"/>
     <w:multiLevelType w:val="hybridMultilevel"/>
     <w:tmpl w:val="B6DE0F2A"/>
@@ -4182,7 +4267,7 @@
       </w:rPr>
     </w:lvl>
   </w:abstractNum>
-  <w:abstractNum w:abstractNumId="1">
+  <w:abstractNum w:abstractNumId="2">
     <w:nsid w:val="07B96C63"/>
     <w:multiLevelType w:val="hybridMultilevel"/>
     <w:tmpl w:val="DE4A61A2"/>
@@ -4296,7 +4381,7 @@
       </w:rPr>
     </w:lvl>
   </w:abstractNum>
-  <w:abstractNum w:abstractNumId="2">
+  <w:abstractNum w:abstractNumId="3">
     <w:nsid w:val="0826537C"/>
     <w:multiLevelType w:val="hybridMultilevel"/>
     <w:tmpl w:val="173A8CA4"/>
@@ -4410,7 +4495,7 @@
       </w:rPr>
     </w:lvl>
   </w:abstractNum>
-  <w:abstractNum w:abstractNumId="3">
+  <w:abstractNum w:abstractNumId="4">
     <w:nsid w:val="097B632F"/>
     <w:multiLevelType w:val="hybridMultilevel"/>
     <w:tmpl w:val="ADD2FE7C"/>
@@ -4523,7 +4608,7 @@
       </w:rPr>
     </w:lvl>
   </w:abstractNum>
-  <w:abstractNum w:abstractNumId="4">
+  <w:abstractNum w:abstractNumId="5">
     <w:nsid w:val="0E644DEE"/>
     <w:multiLevelType w:val="hybridMultilevel"/>
     <w:tmpl w:val="E114706A"/>
@@ -4637,7 +4722,7 @@
       </w:rPr>
     </w:lvl>
   </w:abstractNum>
-  <w:abstractNum w:abstractNumId="5">
+  <w:abstractNum w:abstractNumId="6">
     <w:nsid w:val="10F40F2E"/>
     <w:multiLevelType w:val="hybridMultilevel"/>
     <w:tmpl w:val="21FAE67E"/>
@@ -4751,7 +4836,7 @@
       </w:rPr>
     </w:lvl>
   </w:abstractNum>
-  <w:abstractNum w:abstractNumId="6">
+  <w:abstractNum w:abstractNumId="7">
     <w:nsid w:val="15D53FDC"/>
     <w:multiLevelType w:val="hybridMultilevel"/>
     <w:tmpl w:val="4E8CE2E4"/>
@@ -4864,7 +4949,7 @@
       </w:rPr>
     </w:lvl>
   </w:abstractNum>
-  <w:abstractNum w:abstractNumId="7">
+  <w:abstractNum w:abstractNumId="8">
     <w:nsid w:val="17FE2A53"/>
     <w:multiLevelType w:val="hybridMultilevel"/>
     <w:tmpl w:val="D4124F40"/>
@@ -4978,7 +5063,7 @@
       </w:rPr>
     </w:lvl>
   </w:abstractNum>
-  <w:abstractNum w:abstractNumId="8">
+  <w:abstractNum w:abstractNumId="9">
     <w:nsid w:val="1E2C3B03"/>
     <w:multiLevelType w:val="hybridMultilevel"/>
     <w:tmpl w:val="DA72E5C0"/>
@@ -5092,7 +5177,7 @@
       </w:rPr>
     </w:lvl>
   </w:abstractNum>
-  <w:abstractNum w:abstractNumId="9">
+  <w:abstractNum w:abstractNumId="10">
     <w:nsid w:val="280629D0"/>
     <w:multiLevelType w:val="hybridMultilevel"/>
     <w:tmpl w:val="82184BAE"/>
@@ -5206,7 +5291,7 @@
       </w:rPr>
     </w:lvl>
   </w:abstractNum>
-  <w:abstractNum w:abstractNumId="10">
+  <w:abstractNum w:abstractNumId="11">
     <w:nsid w:val="29F138A4"/>
     <w:multiLevelType w:val="hybridMultilevel"/>
     <w:tmpl w:val="0D166030"/>
@@ -5320,7 +5405,7 @@
       </w:rPr>
     </w:lvl>
   </w:abstractNum>
-  <w:abstractNum w:abstractNumId="11">
+  <w:abstractNum w:abstractNumId="12">
     <w:nsid w:val="2B883F0B"/>
     <w:multiLevelType w:val="hybridMultilevel"/>
     <w:tmpl w:val="9D9C1298"/>
@@ -5433,7 +5518,7 @@
       </w:rPr>
     </w:lvl>
   </w:abstractNum>
-  <w:abstractNum w:abstractNumId="12">
+  <w:abstractNum w:abstractNumId="13">
     <w:nsid w:val="2BF625C9"/>
     <w:multiLevelType w:val="hybridMultilevel"/>
     <w:tmpl w:val="AA449C9C"/>
@@ -5546,7 +5631,7 @@
       </w:rPr>
     </w:lvl>
   </w:abstractNum>
-  <w:abstractNum w:abstractNumId="13">
+  <w:abstractNum w:abstractNumId="14">
     <w:nsid w:val="2EF52D7E"/>
     <w:multiLevelType w:val="hybridMultilevel"/>
     <w:tmpl w:val="852E9444"/>
@@ -5658,7 +5743,7 @@
       </w:rPr>
     </w:lvl>
   </w:abstractNum>
-  <w:abstractNum w:abstractNumId="14">
+  <w:abstractNum w:abstractNumId="15">
     <w:nsid w:val="2F714239"/>
     <w:multiLevelType w:val="hybridMultilevel"/>
     <w:tmpl w:val="3C3057DE"/>
@@ -5772,7 +5857,7 @@
       </w:rPr>
     </w:lvl>
   </w:abstractNum>
-  <w:abstractNum w:abstractNumId="15">
+  <w:abstractNum w:abstractNumId="16">
     <w:nsid w:val="4DBE2575"/>
     <w:multiLevelType w:val="hybridMultilevel"/>
     <w:tmpl w:val="D576BE7A"/>
@@ -5886,7 +5971,7 @@
       </w:rPr>
     </w:lvl>
   </w:abstractNum>
-  <w:abstractNum w:abstractNumId="16">
+  <w:abstractNum w:abstractNumId="17">
     <w:nsid w:val="5C667366"/>
     <w:multiLevelType w:val="hybridMultilevel"/>
     <w:tmpl w:val="CCEC0248"/>
@@ -6000,7 +6085,7 @@
       </w:rPr>
     </w:lvl>
   </w:abstractNum>
-  <w:abstractNum w:abstractNumId="17">
+  <w:abstractNum w:abstractNumId="18">
     <w:nsid w:val="5F8B31AB"/>
     <w:multiLevelType w:val="hybridMultilevel"/>
     <w:tmpl w:val="34CC0714"/>
@@ -6113,7 +6198,7 @@
       </w:rPr>
     </w:lvl>
   </w:abstractNum>
-  <w:abstractNum w:abstractNumId="18">
+  <w:abstractNum w:abstractNumId="19">
     <w:nsid w:val="68723263"/>
     <w:multiLevelType w:val="hybridMultilevel"/>
     <w:tmpl w:val="8D0A2FB6"/>
@@ -6226,7 +6311,7 @@
       </w:rPr>
     </w:lvl>
   </w:abstractNum>
-  <w:abstractNum w:abstractNumId="19">
+  <w:abstractNum w:abstractNumId="20">
     <w:nsid w:val="68FF5AF1"/>
     <w:multiLevelType w:val="hybridMultilevel"/>
     <w:tmpl w:val="3C46A924"/>
@@ -6339,7 +6424,7 @@
       </w:rPr>
     </w:lvl>
   </w:abstractNum>
-  <w:abstractNum w:abstractNumId="20">
+  <w:abstractNum w:abstractNumId="21">
     <w:nsid w:val="6CBE721D"/>
     <w:multiLevelType w:val="hybridMultilevel"/>
     <w:tmpl w:val="2FCAD4CC"/>
@@ -6453,7 +6538,7 @@
       </w:rPr>
     </w:lvl>
   </w:abstractNum>
-  <w:abstractNum w:abstractNumId="21">
+  <w:abstractNum w:abstractNumId="22">
     <w:nsid w:val="762E12B4"/>
     <w:multiLevelType w:val="hybridMultilevel"/>
     <w:tmpl w:val="62EC6E7E"/>
@@ -6566,7 +6651,7 @@
       </w:rPr>
     </w:lvl>
   </w:abstractNum>
-  <w:abstractNum w:abstractNumId="22">
+  <w:abstractNum w:abstractNumId="23">
     <w:nsid w:val="7B717E26"/>
     <w:multiLevelType w:val="hybridMultilevel"/>
     <w:tmpl w:val="8F56792A"/>
@@ -6679,7 +6764,7 @@
       </w:rPr>
     </w:lvl>
   </w:abstractNum>
-  <w:abstractNum w:abstractNumId="23">
+  <w:abstractNum w:abstractNumId="24">
     <w:nsid w:val="7CBA3DD7"/>
     <w:multiLevelType w:val="hybridMultilevel"/>
     <w:tmpl w:val="346EB9C8"/>
@@ -6794,76 +6879,79 @@
     </w:lvl>
   </w:abstractNum>
   <w:num w:numId="1">
+    <w:abstractNumId w:val="3"/>
+  </w:num>
+  <w:num w:numId="2">
+    <w:abstractNumId w:val="24"/>
+  </w:num>
+  <w:num w:numId="3">
+    <w:abstractNumId w:val="8"/>
+  </w:num>
+  <w:num w:numId="4">
+    <w:abstractNumId w:val="11"/>
+  </w:num>
+  <w:num w:numId="5">
+    <w:abstractNumId w:val="9"/>
+  </w:num>
+  <w:num w:numId="6">
+    <w:abstractNumId w:val="17"/>
+  </w:num>
+  <w:num w:numId="7">
+    <w:abstractNumId w:val="5"/>
+  </w:num>
+  <w:num w:numId="8">
+    <w:abstractNumId w:val="12"/>
+  </w:num>
+  <w:num w:numId="9">
+    <w:abstractNumId w:val="21"/>
+  </w:num>
+  <w:num w:numId="10">
+    <w:abstractNumId w:val="4"/>
+  </w:num>
+  <w:num w:numId="11">
+    <w:abstractNumId w:val="20"/>
+  </w:num>
+  <w:num w:numId="12">
+    <w:abstractNumId w:val="7"/>
+  </w:num>
+  <w:num w:numId="13">
+    <w:abstractNumId w:val="18"/>
+  </w:num>
+  <w:num w:numId="14">
+    <w:abstractNumId w:val="14"/>
+  </w:num>
+  <w:num w:numId="15">
+    <w:abstractNumId w:val="23"/>
+  </w:num>
+  <w:num w:numId="16">
+    <w:abstractNumId w:val="13"/>
+  </w:num>
+  <w:num w:numId="17">
+    <w:abstractNumId w:val="1"/>
+  </w:num>
+  <w:num w:numId="18">
+    <w:abstractNumId w:val="6"/>
+  </w:num>
+  <w:num w:numId="19">
+    <w:abstractNumId w:val="15"/>
+  </w:num>
+  <w:num w:numId="20">
+    <w:abstractNumId w:val="16"/>
+  </w:num>
+  <w:num w:numId="21">
+    <w:abstractNumId w:val="10"/>
+  </w:num>
+  <w:num w:numId="22">
     <w:abstractNumId w:val="2"/>
   </w:num>
-  <w:num w:numId="2">
-    <w:abstractNumId w:val="23"/>
-  </w:num>
-  <w:num w:numId="3">
-    <w:abstractNumId w:val="7"/>
-  </w:num>
-  <w:num w:numId="4">
-    <w:abstractNumId w:val="10"/>
-  </w:num>
-  <w:num w:numId="5">
-    <w:abstractNumId w:val="8"/>
-  </w:num>
-  <w:num w:numId="6">
-    <w:abstractNumId w:val="16"/>
-  </w:num>
-  <w:num w:numId="7">
-    <w:abstractNumId w:val="4"/>
-  </w:num>
-  <w:num w:numId="8">
-    <w:abstractNumId w:val="11"/>
-  </w:num>
-  <w:num w:numId="9">
-    <w:abstractNumId w:val="20"/>
-  </w:num>
-  <w:num w:numId="10">
-    <w:abstractNumId w:val="3"/>
-  </w:num>
-  <w:num w:numId="11">
+  <w:num w:numId="23">
     <w:abstractNumId w:val="19"/>
   </w:num>
-  <w:num w:numId="12">
-    <w:abstractNumId w:val="6"/>
-  </w:num>
-  <w:num w:numId="13">
-    <w:abstractNumId w:val="17"/>
-  </w:num>
-  <w:num w:numId="14">
-    <w:abstractNumId w:val="13"/>
-  </w:num>
-  <w:num w:numId="15">
+  <w:num w:numId="24">
     <w:abstractNumId w:val="22"/>
   </w:num>
-  <w:num w:numId="16">
-    <w:abstractNumId w:val="12"/>
-  </w:num>
-  <w:num w:numId="17">
+  <w:num w:numId="25">
     <w:abstractNumId w:val="0"/>
-  </w:num>
-  <w:num w:numId="18">
-    <w:abstractNumId w:val="5"/>
-  </w:num>
-  <w:num w:numId="19">
-    <w:abstractNumId w:val="14"/>
-  </w:num>
-  <w:num w:numId="20">
-    <w:abstractNumId w:val="15"/>
-  </w:num>
-  <w:num w:numId="21">
-    <w:abstractNumId w:val="9"/>
-  </w:num>
-  <w:num w:numId="22">
-    <w:abstractNumId w:val="1"/>
-  </w:num>
-  <w:num w:numId="23">
-    <w:abstractNumId w:val="18"/>
-  </w:num>
-  <w:num w:numId="24">
-    <w:abstractNumId w:val="21"/>
   </w:num>
   <w:numIdMacAtCleanup w:val="7"/>
 </w:numbering>
@@ -7700,7 +7788,7 @@
 </file>
 
 <file path=customXml/itemProps1.xml><?xml version="1.0" encoding="utf-8"?>
-<ds:datastoreItem xmlns:ds="http://schemas.openxmlformats.org/officeDocument/2006/customXml" ds:itemID="{BC7DD925-3749-46F9-B89E-B67B0FA479A8}">
+<ds:datastoreItem xmlns:ds="http://schemas.openxmlformats.org/officeDocument/2006/customXml" ds:itemID="{93353ACE-F180-43D2-BFEE-3F7945B35CEC}">
   <ds:schemaRefs>
     <ds:schemaRef ds:uri="http://schemas.openxmlformats.org/officeDocument/2006/bibliography"/>
   </ds:schemaRefs>

--- a/Gabriel/.Net Angular/GABRIEL POPA.docx
+++ b/Gabriel/.Net Angular/GABRIEL POPA.docx
@@ -136,7 +136,7 @@
           <w:rFonts w:ascii="Cambria" w:hAnsi="Cambria" w:cstheme="majorBidi"/>
           <w:bCs/>
           <w:color w:val="000000" w:themeColor="text1"/>
-          <w:sz w:val="21"/>
+          <w:sz w:val="20"/>
           <w:szCs w:val="21"/>
         </w:rPr>
       </w:pPr>
@@ -147,7 +147,7 @@
           <w:rFonts w:ascii="Cambria" w:hAnsi="Cambria" w:cstheme="majorBidi"/>
           <w:bCs/>
           <w:color w:val="000000" w:themeColor="text1"/>
-          <w:sz w:val="21"/>
+          <w:sz w:val="20"/>
           <w:szCs w:val="21"/>
         </w:rPr>
         <w:t>Cluj</w:t>
@@ -159,7 +159,7 @@
           <w:rFonts w:ascii="Cambria" w:hAnsi="Cambria" w:cstheme="majorBidi"/>
           <w:bCs/>
           <w:color w:val="000000" w:themeColor="text1"/>
-          <w:sz w:val="21"/>
+          <w:sz w:val="20"/>
           <w:szCs w:val="21"/>
         </w:rPr>
         <w:t xml:space="preserve">, Romania | +40 764309991 | </w:t>
@@ -169,33 +169,20 @@
           <w:rFonts w:ascii="Cambria" w:eastAsia="Times New Roman" w:hAnsi="Cambria" w:cstheme="majorBidi"/>
           <w:bCs/>
           <w:color w:val="000000" w:themeColor="text1"/>
-          <w:sz w:val="21"/>
           <w:szCs w:val="21"/>
           <w:lang w:eastAsia="en-US"/>
         </w:rPr>
-        <w:t>popagabrial0523@gmail.com</w:t>
+        <w:t>gabrielpdev@outlook.com</w:t>
       </w:r>
       <w:r>
         <w:rPr>
           <w:rFonts w:ascii="Cambria" w:eastAsia="Times New Roman" w:hAnsi="Cambria" w:cstheme="majorBidi"/>
           <w:bCs/>
           <w:color w:val="000000" w:themeColor="text1"/>
-          <w:sz w:val="21"/>
           <w:szCs w:val="21"/>
           <w:lang w:eastAsia="en-US"/>
         </w:rPr>
-        <w:t xml:space="preserve"> </w:t>
-      </w:r>
-      <w:r>
-        <w:rPr>
-          <w:rFonts w:ascii="Cambria" w:eastAsia="Times New Roman" w:hAnsi="Cambria" w:cstheme="majorBidi"/>
-          <w:bCs/>
-          <w:color w:val="000000" w:themeColor="text1"/>
-          <w:sz w:val="21"/>
-          <w:szCs w:val="21"/>
-          <w:lang w:eastAsia="en-US"/>
-        </w:rPr>
-        <w:t xml:space="preserve">| </w:t>
+        <w:t xml:space="preserve"> | </w:t>
       </w:r>
       <w:r>
         <w:rPr>
@@ -203,21 +190,10 @@
           <w:rFonts w:ascii="Cambria" w:hAnsi="Cambria" w:cstheme="majorBidi"/>
           <w:bCs/>
           <w:color w:val="000000" w:themeColor="text1"/>
-          <w:sz w:val="21"/>
+          <w:sz w:val="20"/>
           <w:szCs w:val="21"/>
         </w:rPr>
-        <w:t>linkedi</w:t>
-      </w:r>
-      <w:r>
-        <w:rPr>
-          <w:rStyle w:val="NormalWebChar"/>
-          <w:rFonts w:ascii="Cambria" w:hAnsi="Cambria" w:cstheme="majorBidi"/>
-          <w:bCs/>
-          <w:color w:val="000000" w:themeColor="text1"/>
-          <w:sz w:val="21"/>
-          <w:szCs w:val="21"/>
-        </w:rPr>
-        <w:t>n.com/in/gabriel-popa-89ba643a4</w:t>
+        <w:t>https://www.linkedin.com/in/gabriel-popa-12890b414/</w:t>
       </w:r>
     </w:p>
     <w:p>
@@ -247,6 +223,8 @@
         </w:rPr>
         <w:t>ABOUT ME</w:t>
       </w:r>
+      <w:bookmarkStart w:id="0" w:name="_GoBack"/>
+      <w:bookmarkEnd w:id="0"/>
     </w:p>
     <w:p>
       <w:pPr>
@@ -510,7 +488,6 @@
         </w:rPr>
         <w:t xml:space="preserve">, </w:t>
       </w:r>
-      <w:proofErr w:type="spellStart"/>
       <w:r>
         <w:rPr>
           <w:rStyle w:val="Strong"/>
@@ -519,7 +496,6 @@
         </w:rPr>
         <w:t>PostgreSQL</w:t>
       </w:r>
-      <w:proofErr w:type="spellEnd"/>
       <w:r>
         <w:rPr>
           <w:rFonts w:ascii="Times New Roman" w:hAnsi="Times New Roman" w:cs="Times New Roman"/>
@@ -542,7 +518,6 @@
         </w:rPr>
         <w:t xml:space="preserve">, </w:t>
       </w:r>
-      <w:proofErr w:type="spellStart"/>
       <w:r>
         <w:rPr>
           <w:rStyle w:val="Strong"/>
@@ -551,7 +526,6 @@
         </w:rPr>
         <w:t>Docker</w:t>
       </w:r>
-      <w:proofErr w:type="spellEnd"/>
       <w:r>
         <w:rPr>
           <w:rFonts w:ascii="Times New Roman" w:hAnsi="Times New Roman" w:cs="Times New Roman"/>
@@ -928,7 +902,6 @@
         </w:rPr>
         <w:t xml:space="preserve">, </w:t>
       </w:r>
-      <w:proofErr w:type="spellStart"/>
       <w:r>
         <w:rPr>
           <w:rFonts w:ascii="Times New Roman" w:eastAsia="Times New Roman" w:hAnsi="Times New Roman" w:cs="Times New Roman"/>
@@ -940,7 +913,6 @@
         </w:rPr>
         <w:t>PostgreSQL</w:t>
       </w:r>
-      <w:proofErr w:type="spellEnd"/>
       <w:r>
         <w:rPr>
           <w:rFonts w:ascii="Times New Roman" w:eastAsia="Times New Roman" w:hAnsi="Times New Roman" w:cs="Times New Roman"/>
@@ -995,213 +967,96 @@
           <w:szCs w:val="24"/>
           <w:lang w:eastAsia="en-US"/>
         </w:rPr>
-        <w:t xml:space="preserve">Cloud &amp; </w:t>
+        <w:t>Cloud &amp; DevOps:</w:t>
+      </w:r>
+      <w:r>
+        <w:rPr>
+          <w:rFonts w:ascii="Times New Roman" w:eastAsia="Times New Roman" w:hAnsi="Times New Roman" w:cs="Times New Roman"/>
+          <w:sz w:val="22"/>
+          <w:szCs w:val="24"/>
+          <w:lang w:eastAsia="en-US"/>
+        </w:rPr>
+        <w:t xml:space="preserve"> </w:t>
+      </w:r>
+      <w:r>
+        <w:rPr>
+          <w:rFonts w:ascii="Times New Roman" w:eastAsia="Times New Roman" w:hAnsi="Times New Roman" w:cs="Times New Roman"/>
+          <w:b/>
+          <w:bCs/>
+          <w:sz w:val="22"/>
+          <w:szCs w:val="24"/>
+          <w:lang w:eastAsia="en-US"/>
+        </w:rPr>
+        <w:t>Azure App Service</w:t>
+      </w:r>
+      <w:r>
+        <w:rPr>
+          <w:rFonts w:ascii="Times New Roman" w:eastAsia="Times New Roman" w:hAnsi="Times New Roman" w:cs="Times New Roman"/>
+          <w:sz w:val="22"/>
+          <w:szCs w:val="24"/>
+          <w:lang w:eastAsia="en-US"/>
+        </w:rPr>
+        <w:t xml:space="preserve">, </w:t>
+      </w:r>
+      <w:r>
+        <w:rPr>
+          <w:rFonts w:ascii="Times New Roman" w:eastAsia="Times New Roman" w:hAnsi="Times New Roman" w:cs="Times New Roman"/>
+          <w:b/>
+          <w:bCs/>
+          <w:sz w:val="22"/>
+          <w:szCs w:val="24"/>
+          <w:lang w:eastAsia="en-US"/>
+        </w:rPr>
+        <w:t>Azure Functions</w:t>
+      </w:r>
+      <w:r>
+        <w:rPr>
+          <w:rFonts w:ascii="Times New Roman" w:eastAsia="Times New Roman" w:hAnsi="Times New Roman" w:cs="Times New Roman"/>
+          <w:sz w:val="22"/>
+          <w:szCs w:val="24"/>
+          <w:lang w:eastAsia="en-US"/>
+        </w:rPr>
+        <w:t xml:space="preserve">, </w:t>
+      </w:r>
+      <w:r>
+        <w:rPr>
+          <w:rFonts w:ascii="Times New Roman" w:eastAsia="Times New Roman" w:hAnsi="Times New Roman" w:cs="Times New Roman"/>
+          <w:b/>
+          <w:bCs/>
+          <w:sz w:val="22"/>
+          <w:szCs w:val="24"/>
+          <w:lang w:eastAsia="en-US"/>
+        </w:rPr>
+        <w:t>Azure DevOps</w:t>
+      </w:r>
+      <w:r>
+        <w:rPr>
+          <w:rFonts w:ascii="Times New Roman" w:eastAsia="Times New Roman" w:hAnsi="Times New Roman" w:cs="Times New Roman"/>
+          <w:sz w:val="22"/>
+          <w:szCs w:val="24"/>
+          <w:lang w:eastAsia="en-US"/>
+        </w:rPr>
+        <w:t xml:space="preserve">, Azure SQL, Blob Storage, AWS basics, Docker, Kubernetes basics, </w:t>
       </w:r>
       <w:proofErr w:type="spellStart"/>
       <w:r>
         <w:rPr>
           <w:rFonts w:ascii="Times New Roman" w:eastAsia="Times New Roman" w:hAnsi="Times New Roman" w:cs="Times New Roman"/>
-          <w:b/>
-          <w:bCs/>
-          <w:sz w:val="22"/>
-          <w:szCs w:val="24"/>
-          <w:lang w:eastAsia="en-US"/>
-        </w:rPr>
-        <w:t>DevOps</w:t>
+          <w:sz w:val="22"/>
+          <w:szCs w:val="24"/>
+          <w:lang w:eastAsia="en-US"/>
+        </w:rPr>
+        <w:t>Git</w:t>
       </w:r>
       <w:proofErr w:type="spellEnd"/>
       <w:r>
         <w:rPr>
           <w:rFonts w:ascii="Times New Roman" w:eastAsia="Times New Roman" w:hAnsi="Times New Roman" w:cs="Times New Roman"/>
-          <w:b/>
-          <w:bCs/>
-          <w:sz w:val="22"/>
-          <w:szCs w:val="24"/>
-          <w:lang w:eastAsia="en-US"/>
-        </w:rPr>
-        <w:t>:</w:t>
-      </w:r>
-      <w:r>
-        <w:rPr>
-          <w:rFonts w:ascii="Times New Roman" w:eastAsia="Times New Roman" w:hAnsi="Times New Roman" w:cs="Times New Roman"/>
-          <w:sz w:val="22"/>
-          <w:szCs w:val="24"/>
-          <w:lang w:eastAsia="en-US"/>
-        </w:rPr>
-        <w:t xml:space="preserve"> </w:t>
-      </w:r>
-      <w:r>
-        <w:rPr>
-          <w:rFonts w:ascii="Times New Roman" w:eastAsia="Times New Roman" w:hAnsi="Times New Roman" w:cs="Times New Roman"/>
-          <w:b/>
-          <w:bCs/>
-          <w:sz w:val="22"/>
-          <w:szCs w:val="24"/>
-          <w:lang w:eastAsia="en-US"/>
-        </w:rPr>
-        <w:t>Azure App Service</w:t>
-      </w:r>
-      <w:r>
-        <w:rPr>
-          <w:rFonts w:ascii="Times New Roman" w:eastAsia="Times New Roman" w:hAnsi="Times New Roman" w:cs="Times New Roman"/>
-          <w:sz w:val="22"/>
-          <w:szCs w:val="24"/>
-          <w:lang w:eastAsia="en-US"/>
-        </w:rPr>
-        <w:t xml:space="preserve">, </w:t>
-      </w:r>
-      <w:r>
-        <w:rPr>
-          <w:rFonts w:ascii="Times New Roman" w:eastAsia="Times New Roman" w:hAnsi="Times New Roman" w:cs="Times New Roman"/>
-          <w:b/>
-          <w:bCs/>
-          <w:sz w:val="22"/>
-          <w:szCs w:val="24"/>
-          <w:lang w:eastAsia="en-US"/>
-        </w:rPr>
-        <w:t>Azure Functions</w:t>
-      </w:r>
-      <w:r>
-        <w:rPr>
-          <w:rFonts w:ascii="Times New Roman" w:eastAsia="Times New Roman" w:hAnsi="Times New Roman" w:cs="Times New Roman"/>
-          <w:sz w:val="22"/>
-          <w:szCs w:val="24"/>
-          <w:lang w:eastAsia="en-US"/>
-        </w:rPr>
-        <w:t xml:space="preserve">, </w:t>
-      </w:r>
-      <w:r>
-        <w:rPr>
-          <w:rFonts w:ascii="Times New Roman" w:eastAsia="Times New Roman" w:hAnsi="Times New Roman" w:cs="Times New Roman"/>
-          <w:b/>
-          <w:bCs/>
-          <w:sz w:val="22"/>
-          <w:szCs w:val="24"/>
-          <w:lang w:eastAsia="en-US"/>
-        </w:rPr>
-        <w:t xml:space="preserve">Azure </w:t>
-      </w:r>
-      <w:proofErr w:type="spellStart"/>
-      <w:r>
-        <w:rPr>
-          <w:rFonts w:ascii="Times New Roman" w:eastAsia="Times New Roman" w:hAnsi="Times New Roman" w:cs="Times New Roman"/>
-          <w:b/>
-          <w:bCs/>
-          <w:sz w:val="22"/>
-          <w:szCs w:val="24"/>
-          <w:lang w:eastAsia="en-US"/>
-        </w:rPr>
-        <w:t>DevOps</w:t>
-      </w:r>
-      <w:proofErr w:type="spellEnd"/>
-      <w:r>
-        <w:rPr>
-          <w:rFonts w:ascii="Times New Roman" w:eastAsia="Times New Roman" w:hAnsi="Times New Roman" w:cs="Times New Roman"/>
-          <w:sz w:val="22"/>
-          <w:szCs w:val="24"/>
-          <w:lang w:eastAsia="en-US"/>
-        </w:rPr>
-        <w:t xml:space="preserve">, Azure SQL, Blob Storage, AWS basics, </w:t>
-      </w:r>
-      <w:proofErr w:type="spellStart"/>
-      <w:r>
-        <w:rPr>
-          <w:rFonts w:ascii="Times New Roman" w:eastAsia="Times New Roman" w:hAnsi="Times New Roman" w:cs="Times New Roman"/>
-          <w:sz w:val="22"/>
-          <w:szCs w:val="24"/>
-          <w:lang w:eastAsia="en-US"/>
-        </w:rPr>
-        <w:t>Docker</w:t>
-      </w:r>
-      <w:proofErr w:type="spellEnd"/>
-      <w:r>
-        <w:rPr>
-          <w:rFonts w:ascii="Times New Roman" w:eastAsia="Times New Roman" w:hAnsi="Times New Roman" w:cs="Times New Roman"/>
-          <w:sz w:val="22"/>
-          <w:szCs w:val="24"/>
-          <w:lang w:eastAsia="en-US"/>
-        </w:rPr>
-        <w:t xml:space="preserve">, </w:t>
-      </w:r>
-      <w:proofErr w:type="spellStart"/>
-      <w:r>
-        <w:rPr>
-          <w:rFonts w:ascii="Times New Roman" w:eastAsia="Times New Roman" w:hAnsi="Times New Roman" w:cs="Times New Roman"/>
-          <w:sz w:val="22"/>
-          <w:szCs w:val="24"/>
-          <w:lang w:eastAsia="en-US"/>
-        </w:rPr>
-        <w:t>Kubernetes</w:t>
-      </w:r>
-      <w:proofErr w:type="spellEnd"/>
-      <w:r>
-        <w:rPr>
-          <w:rFonts w:ascii="Times New Roman" w:eastAsia="Times New Roman" w:hAnsi="Times New Roman" w:cs="Times New Roman"/>
-          <w:sz w:val="22"/>
-          <w:szCs w:val="24"/>
-          <w:lang w:eastAsia="en-US"/>
-        </w:rPr>
-        <w:t xml:space="preserve"> basics, </w:t>
-      </w:r>
-      <w:proofErr w:type="spellStart"/>
-      <w:r>
-        <w:rPr>
-          <w:rFonts w:ascii="Times New Roman" w:eastAsia="Times New Roman" w:hAnsi="Times New Roman" w:cs="Times New Roman"/>
-          <w:sz w:val="22"/>
-          <w:szCs w:val="24"/>
-          <w:lang w:eastAsia="en-US"/>
-        </w:rPr>
-        <w:t>Git</w:t>
-      </w:r>
-      <w:proofErr w:type="spellEnd"/>
-      <w:r>
-        <w:rPr>
-          <w:rFonts w:ascii="Times New Roman" w:eastAsia="Times New Roman" w:hAnsi="Times New Roman" w:cs="Times New Roman"/>
-          <w:sz w:val="22"/>
-          <w:szCs w:val="24"/>
-          <w:lang w:eastAsia="en-US"/>
-        </w:rPr>
-        <w:t xml:space="preserve">, </w:t>
-      </w:r>
-      <w:proofErr w:type="spellStart"/>
-      <w:r>
-        <w:rPr>
-          <w:rFonts w:ascii="Times New Roman" w:eastAsia="Times New Roman" w:hAnsi="Times New Roman" w:cs="Times New Roman"/>
-          <w:sz w:val="22"/>
-          <w:szCs w:val="24"/>
-          <w:lang w:eastAsia="en-US"/>
-        </w:rPr>
-        <w:t>GitHub</w:t>
-      </w:r>
-      <w:proofErr w:type="spellEnd"/>
-      <w:r>
-        <w:rPr>
-          <w:rFonts w:ascii="Times New Roman" w:eastAsia="Times New Roman" w:hAnsi="Times New Roman" w:cs="Times New Roman"/>
-          <w:sz w:val="22"/>
-          <w:szCs w:val="24"/>
-          <w:lang w:eastAsia="en-US"/>
-        </w:rPr>
-        <w:t xml:space="preserve"> Actions, Jenkins, CI/CD pipelines, IIS, </w:t>
-      </w:r>
-      <w:proofErr w:type="spellStart"/>
-      <w:r>
-        <w:rPr>
-          <w:rFonts w:ascii="Times New Roman" w:eastAsia="Times New Roman" w:hAnsi="Times New Roman" w:cs="Times New Roman"/>
-          <w:sz w:val="22"/>
-          <w:szCs w:val="24"/>
-          <w:lang w:eastAsia="en-US"/>
-        </w:rPr>
-        <w:t>Nginx</w:t>
-      </w:r>
-      <w:proofErr w:type="spellEnd"/>
-      <w:r>
-        <w:rPr>
-          <w:rFonts w:ascii="Times New Roman" w:eastAsia="Times New Roman" w:hAnsi="Times New Roman" w:cs="Times New Roman"/>
-          <w:sz w:val="22"/>
-          <w:szCs w:val="24"/>
-          <w:lang w:eastAsia="en-US"/>
-        </w:rPr>
-        <w:t>, Linux, release automation, deployment troubleshooting</w:t>
+          <w:sz w:val="22"/>
+          <w:szCs w:val="24"/>
+          <w:lang w:eastAsia="en-US"/>
+        </w:rPr>
+        <w:t>, GitHub Actions, Jenkins, CI/CD pipelines, IIS, Nginx, Linux, release automation, deployment troubleshooting</w:t>
       </w:r>
     </w:p>
     <w:p>
@@ -1219,29 +1074,16 @@
           <w:lang w:eastAsia="en-US"/>
         </w:rPr>
       </w:pPr>
-      <w:proofErr w:type="spellStart"/>
-      <w:r>
-        <w:rPr>
-          <w:rFonts w:ascii="Times New Roman" w:eastAsia="Times New Roman" w:hAnsi="Times New Roman" w:cs="Times New Roman"/>
-          <w:b/>
-          <w:bCs/>
-          <w:sz w:val="22"/>
-          <w:szCs w:val="24"/>
-          <w:lang w:eastAsia="en-US"/>
-        </w:rPr>
-        <w:t>Observability</w:t>
-      </w:r>
-      <w:proofErr w:type="spellEnd"/>
-      <w:r>
-        <w:rPr>
-          <w:rFonts w:ascii="Times New Roman" w:eastAsia="Times New Roman" w:hAnsi="Times New Roman" w:cs="Times New Roman"/>
-          <w:b/>
-          <w:bCs/>
-          <w:sz w:val="22"/>
-          <w:szCs w:val="24"/>
-          <w:lang w:eastAsia="en-US"/>
-        </w:rPr>
-        <w:t xml:space="preserve"> / Quality / Security:</w:t>
+      <w:r>
+        <w:rPr>
+          <w:rFonts w:ascii="Times New Roman" w:eastAsia="Times New Roman" w:hAnsi="Times New Roman" w:cs="Times New Roman"/>
+          <w:b/>
+          <w:bCs/>
+          <w:sz w:val="22"/>
+          <w:szCs w:val="24"/>
+          <w:lang w:eastAsia="en-US"/>
+        </w:rPr>
+        <w:t>Observability / Quality / Security:</w:t>
       </w:r>
       <w:r>
         <w:rPr>
@@ -1925,7 +1767,6 @@
         </w:rPr>
         <w:t xml:space="preserve">Strengthened release processes by improving </w:t>
       </w:r>
-      <w:proofErr w:type="spellStart"/>
       <w:r>
         <w:rPr>
           <w:rFonts w:ascii="Times New Roman" w:eastAsia="Times New Roman" w:hAnsi="Times New Roman" w:cs="Times New Roman"/>
@@ -1937,7 +1778,6 @@
         </w:rPr>
         <w:t>Docker</w:t>
       </w:r>
-      <w:proofErr w:type="spellEnd"/>
       <w:r>
         <w:rPr>
           <w:rFonts w:ascii="Times New Roman" w:eastAsia="Times New Roman" w:hAnsi="Times New Roman" w:cs="Times New Roman"/>
@@ -2722,7 +2562,6 @@
         </w:rPr>
         <w:t xml:space="preserve">Helped standardize containerized workflows with </w:t>
       </w:r>
-      <w:proofErr w:type="spellStart"/>
       <w:r>
         <w:rPr>
           <w:rFonts w:ascii="Times New Roman" w:eastAsia="Times New Roman" w:hAnsi="Times New Roman" w:cs="Times New Roman"/>
@@ -2734,7 +2573,6 @@
         </w:rPr>
         <w:t>Docker</w:t>
       </w:r>
-      <w:proofErr w:type="spellEnd"/>
       <w:r>
         <w:rPr>
           <w:rFonts w:ascii="Times New Roman" w:eastAsia="Times New Roman" w:hAnsi="Times New Roman" w:cs="Times New Roman"/>
@@ -3263,8 +3101,6 @@
           <w:lang w:eastAsia="en-US"/>
         </w:rPr>
       </w:pPr>
-      <w:bookmarkStart w:id="0" w:name="_GoBack"/>
-      <w:bookmarkEnd w:id="0"/>
     </w:p>
     <w:p>
       <w:pPr>
@@ -7201,7 +7037,6 @@
       <w:jc w:val="both"/>
     </w:pPr>
     <w:tblPr>
-      <w:tblInd w:w="0" w:type="dxa"/>
       <w:tblBorders>
         <w:top w:val="single" w:sz="4" w:space="0" w:color="auto"/>
         <w:left w:val="single" w:sz="4" w:space="0" w:color="auto"/>
@@ -7210,12 +7045,6 @@
         <w:insideH w:val="single" w:sz="4" w:space="0" w:color="auto"/>
         <w:insideV w:val="single" w:sz="4" w:space="0" w:color="auto"/>
       </w:tblBorders>
-      <w:tblCellMar>
-        <w:top w:w="0" w:type="dxa"/>
-        <w:left w:w="108" w:type="dxa"/>
-        <w:bottom w:w="0" w:type="dxa"/>
-        <w:right w:w="108" w:type="dxa"/>
-      </w:tblCellMar>
     </w:tblPr>
   </w:style>
   <w:style w:type="character" w:customStyle="1" w:styleId="NormalWebChar">
@@ -7486,7 +7315,6 @@
       <w:jc w:val="both"/>
     </w:pPr>
     <w:tblPr>
-      <w:tblInd w:w="0" w:type="dxa"/>
       <w:tblBorders>
         <w:top w:val="single" w:sz="4" w:space="0" w:color="auto"/>
         <w:left w:val="single" w:sz="4" w:space="0" w:color="auto"/>
@@ -7495,12 +7323,6 @@
         <w:insideH w:val="single" w:sz="4" w:space="0" w:color="auto"/>
         <w:insideV w:val="single" w:sz="4" w:space="0" w:color="auto"/>
       </w:tblBorders>
-      <w:tblCellMar>
-        <w:top w:w="0" w:type="dxa"/>
-        <w:left w:w="108" w:type="dxa"/>
-        <w:bottom w:w="0" w:type="dxa"/>
-        <w:right w:w="108" w:type="dxa"/>
-      </w:tblCellMar>
     </w:tblPr>
   </w:style>
   <w:style w:type="character" w:customStyle="1" w:styleId="NormalWebChar">
@@ -7788,7 +7610,7 @@
 </file>
 
 <file path=customXml/itemProps1.xml><?xml version="1.0" encoding="utf-8"?>
-<ds:datastoreItem xmlns:ds="http://schemas.openxmlformats.org/officeDocument/2006/customXml" ds:itemID="{93353ACE-F180-43D2-BFEE-3F7945B35CEC}">
+<ds:datastoreItem xmlns:ds="http://schemas.openxmlformats.org/officeDocument/2006/customXml" ds:itemID="{B945E095-7975-4E28-AF1F-A9702C9CC639}">
   <ds:schemaRefs>
     <ds:schemaRef ds:uri="http://schemas.openxmlformats.org/officeDocument/2006/bibliography"/>
   </ds:schemaRefs>

--- a/Gabriel/.Net Angular/GABRIEL POPA.docx
+++ b/Gabriel/.Net Angular/GABRIEL POPA.docx
@@ -223,8 +223,6 @@
         </w:rPr>
         <w:t>ABOUT ME</w:t>
       </w:r>
-      <w:bookmarkStart w:id="0" w:name="_GoBack"/>
-      <w:bookmarkEnd w:id="0"/>
     </w:p>
     <w:p>
       <w:pPr>
@@ -1278,7 +1276,7 @@
           <w:sz w:val="22"/>
           <w:szCs w:val="28"/>
         </w:rPr>
-        <w:t xml:space="preserve">2024 – </w:t>
+        <w:t xml:space="preserve"> </w:t>
       </w:r>
       <w:r>
         <w:rPr>
@@ -1287,7 +1285,43 @@
           <w:sz w:val="22"/>
           <w:szCs w:val="28"/>
         </w:rPr>
-        <w:t>Dec 2025)</w:t>
+        <w:t xml:space="preserve">2024 – </w:t>
+      </w:r>
+      <w:r>
+        <w:rPr>
+          <w:rFonts w:asciiTheme="majorBidi" w:hAnsiTheme="majorBidi" w:cstheme="majorBidi"/>
+          <w:i/>
+          <w:sz w:val="22"/>
+          <w:szCs w:val="28"/>
+        </w:rPr>
+        <w:t>May</w:t>
+      </w:r>
+      <w:r>
+        <w:rPr>
+          <w:rFonts w:asciiTheme="majorBidi" w:hAnsiTheme="majorBidi" w:cstheme="majorBidi"/>
+          <w:i/>
+          <w:sz w:val="22"/>
+          <w:szCs w:val="28"/>
+        </w:rPr>
+        <w:t xml:space="preserve"> 202</w:t>
+      </w:r>
+      <w:r>
+        <w:rPr>
+          <w:rFonts w:asciiTheme="majorBidi" w:hAnsiTheme="majorBidi" w:cstheme="majorBidi"/>
+          <w:i/>
+          <w:sz w:val="22"/>
+          <w:szCs w:val="28"/>
+        </w:rPr>
+        <w:t>6</w:t>
+      </w:r>
+      <w:r>
+        <w:rPr>
+          <w:rFonts w:asciiTheme="majorBidi" w:hAnsiTheme="majorBidi" w:cstheme="majorBidi"/>
+          <w:i/>
+          <w:sz w:val="22"/>
+          <w:szCs w:val="28"/>
+        </w:rPr>
+        <w:t>)</w:t>
       </w:r>
     </w:p>
     <w:p>
@@ -2673,8 +2707,10 @@
           <w:sz w:val="22"/>
           <w:szCs w:val="28"/>
         </w:rPr>
-        <w:t>Sept</w:t>
-      </w:r>
+        <w:t>Sep</w:t>
+      </w:r>
+      <w:bookmarkStart w:id="0" w:name="_GoBack"/>
+      <w:bookmarkEnd w:id="0"/>
       <w:r>
         <w:rPr>
           <w:rFonts w:asciiTheme="majorBidi" w:hAnsiTheme="majorBidi" w:cstheme="majorBidi"/>
@@ -7610,7 +7646,7 @@
 </file>
 
 <file path=customXml/itemProps1.xml><?xml version="1.0" encoding="utf-8"?>
-<ds:datastoreItem xmlns:ds="http://schemas.openxmlformats.org/officeDocument/2006/customXml" ds:itemID="{B945E095-7975-4E28-AF1F-A9702C9CC639}">
+<ds:datastoreItem xmlns:ds="http://schemas.openxmlformats.org/officeDocument/2006/customXml" ds:itemID="{02FD4F0C-4B8A-4D4F-B222-932E9849799B}">
   <ds:schemaRefs>
     <ds:schemaRef ds:uri="http://schemas.openxmlformats.org/officeDocument/2006/bibliography"/>
   </ds:schemaRefs>
